--- a/asset/desa/SURAT PINDAH KAB.docx
+++ b/asset/desa/SURAT PINDAH KAB.docx
@@ -100,7 +100,7 @@
                 <w:szCs w:val="36"/>
                 <w:u w:val="none"/>
               </w:rPr>
-              <w:pict>
+              <w:pict w14:anchorId="6CBEB728">
                 <v:shapetype id="_x0000_t75" coordsize="21600,21600" o:spt="75" o:preferrelative="t" path="m@4@5l@4@11@9@11@9@5xe" filled="f" stroked="f">
                   <v:stroke joinstyle="miter"/>
                   <v:formulas>
@@ -197,7 +197,7 @@
               <w:rPr>
                 <w:lang w:val="en-ID" w:eastAsia="en-ID"/>
               </w:rPr>
-              <w:pict>
+              <w:pict w14:anchorId="6B856247">
                 <v:line id="Line 8" o:spid="_x0000_s1027" style="position:absolute;left:0;text-align:left;z-index:251657216" from="-.35pt,6.45pt" to="534.25pt,6.45pt" strokeweight="4.5pt">
                   <v:stroke linestyle="thinThick"/>
                 </v:line>
@@ -454,34 +454,14 @@
                 <w:szCs w:val="16"/>
               </w:rPr>
             </w:pPr>
-            <w:proofErr w:type="spellStart"/>
-            <w:r>
-              <w:rPr>
-                <w:rFonts w:ascii="Arial" w:hAnsi="Arial" w:cs="Arial"/>
-                <w:sz w:val="16"/>
-                <w:szCs w:val="16"/>
-              </w:rPr>
-              <w:t>Nomor</w:t>
-            </w:r>
-            <w:proofErr w:type="spellEnd"/>
-            <w:r>
-              <w:rPr>
-                <w:rFonts w:ascii="Arial" w:hAnsi="Arial" w:cs="Arial"/>
-                <w:sz w:val="16"/>
-                <w:szCs w:val="16"/>
-              </w:rPr>
-              <w:t xml:space="preserve"> Kartu </w:t>
-            </w:r>
-            <w:proofErr w:type="spellStart"/>
-            <w:r>
-              <w:rPr>
-                <w:rFonts w:ascii="Arial" w:hAnsi="Arial" w:cs="Arial"/>
-                <w:sz w:val="16"/>
-                <w:szCs w:val="16"/>
-              </w:rPr>
-              <w:t>Keluarga</w:t>
-            </w:r>
-            <w:proofErr w:type="spellEnd"/>
+            <w:r>
+              <w:rPr>
+                <w:rFonts w:ascii="Arial" w:hAnsi="Arial" w:cs="Arial"/>
+                <w:sz w:val="16"/>
+                <w:szCs w:val="16"/>
+              </w:rPr>
+              <w:t>Nomor Kartu Keluarga</w:t>
+            </w:r>
           </w:p>
         </w:tc>
         <w:tc>
@@ -503,7 +483,7 @@
                 <w:sz w:val="16"/>
                 <w:szCs w:val="16"/>
               </w:rPr>
-              <w:t>3</w:t>
+              <w:t>${NO_KK_1}</w:t>
             </w:r>
           </w:p>
         </w:tc>
@@ -526,7 +506,7 @@
                 <w:sz w:val="16"/>
                 <w:szCs w:val="16"/>
               </w:rPr>
-              <w:t>2</w:t>
+              <w:t>${NO_KK_2}</w:t>
             </w:r>
           </w:p>
         </w:tc>
@@ -549,7 +529,7 @@
                 <w:sz w:val="16"/>
                 <w:szCs w:val="16"/>
               </w:rPr>
-              <w:t>0</w:t>
+              <w:t>${NO_KK_3}</w:t>
             </w:r>
           </w:p>
         </w:tc>
@@ -572,7 +552,7 @@
                 <w:sz w:val="16"/>
                 <w:szCs w:val="16"/>
               </w:rPr>
-              <w:t>2</w:t>
+              <w:t>${NO_KK_4}</w:t>
             </w:r>
           </w:p>
         </w:tc>
@@ -595,7 +575,7 @@
                 <w:sz w:val="16"/>
                 <w:szCs w:val="16"/>
               </w:rPr>
-              <w:t>4</w:t>
+              <w:t>${NO_KK_5}</w:t>
             </w:r>
           </w:p>
         </w:tc>
@@ -618,7 +598,7 @@
                 <w:sz w:val="16"/>
                 <w:szCs w:val="16"/>
               </w:rPr>
-              <w:t>0</w:t>
+              <w:t>${NO_KK_6}</w:t>
             </w:r>
           </w:p>
         </w:tc>
@@ -640,7 +620,7 @@
                 <w:sz w:val="16"/>
                 <w:szCs w:val="16"/>
               </w:rPr>
-              <w:t>1</w:t>
+              <w:t>${NO_KK_7}</w:t>
             </w:r>
           </w:p>
         </w:tc>
@@ -662,7 +642,7 @@
                 <w:sz w:val="16"/>
                 <w:szCs w:val="16"/>
               </w:rPr>
-              <w:t>6</w:t>
+              <w:t>${NO_KK_8}</w:t>
             </w:r>
           </w:p>
         </w:tc>
@@ -685,7 +665,7 @@
                 <w:sz w:val="16"/>
                 <w:szCs w:val="16"/>
               </w:rPr>
-              <w:t>0</w:t>
+              <w:t>${NO_KK_9}</w:t>
             </w:r>
           </w:p>
         </w:tc>
@@ -707,7 +687,7 @@
                 <w:sz w:val="16"/>
                 <w:szCs w:val="16"/>
               </w:rPr>
-              <w:t>4</w:t>
+              <w:t>${NO_KK_10}</w:t>
             </w:r>
           </w:p>
         </w:tc>
@@ -730,7 +710,7 @@
                 <w:sz w:val="16"/>
                 <w:szCs w:val="16"/>
               </w:rPr>
-              <w:t>0</w:t>
+              <w:t>${NO_KK_11}</w:t>
             </w:r>
           </w:p>
         </w:tc>
@@ -752,7 +732,7 @@
                 <w:sz w:val="16"/>
                 <w:szCs w:val="16"/>
               </w:rPr>
-              <w:t>8</w:t>
+              <w:t>${NO_KK_12}</w:t>
             </w:r>
           </w:p>
         </w:tc>
@@ -775,7 +755,7 @@
                 <w:sz w:val="16"/>
                 <w:szCs w:val="16"/>
               </w:rPr>
-              <w:t>0</w:t>
+              <w:t>${NO_KK_13}</w:t>
             </w:r>
           </w:p>
         </w:tc>
@@ -797,7 +777,7 @@
                 <w:sz w:val="16"/>
                 <w:szCs w:val="16"/>
               </w:rPr>
-              <w:t>0</w:t>
+              <w:t>${NO_KK_14}</w:t>
             </w:r>
           </w:p>
         </w:tc>
@@ -819,7 +799,7 @@
                 <w:sz w:val="16"/>
                 <w:szCs w:val="16"/>
               </w:rPr>
-              <w:t>0</w:t>
+              <w:t>${NO_KK_15}</w:t>
             </w:r>
           </w:p>
         </w:tc>
@@ -842,7 +822,7 @@
                 <w:sz w:val="16"/>
                 <w:szCs w:val="16"/>
               </w:rPr>
-              <w:t>5</w:t>
+              <w:t>${NO_KK_16}</w:t>
             </w:r>
           </w:p>
         </w:tc>
@@ -862,7 +842,7 @@
           <w:sz w:val="4"/>
           <w:szCs w:val="4"/>
         </w:rPr>
-        <w:t>3</w:t>
+        <w:t> </w:t>
       </w:r>
       <w:r>
         <w:rPr>
@@ -870,7 +850,7 @@
           <w:sz w:val="4"/>
           <w:szCs w:val="4"/>
         </w:rPr>
-        <w:t>1</w:t>
+        <w:t> </w:t>
       </w:r>
       <w:r>
         <w:rPr>
@@ -878,7 +858,7 @@
           <w:sz w:val="4"/>
           <w:szCs w:val="4"/>
         </w:rPr>
-        <w:t>268</w:t>
+        <w:t> </w:t>
       </w:r>
     </w:p>
     <w:tbl>
@@ -962,39 +942,8 @@
                 <w:szCs w:val="16"/>
                 <w:u w:val="single"/>
               </w:rPr>
-              <w:t xml:space="preserve">Nama </w:t>
-            </w:r>
-            <w:proofErr w:type="spellStart"/>
-            <w:r>
-              <w:rPr>
-                <w:rFonts w:ascii="Arial" w:hAnsi="Arial" w:cs="Arial"/>
-                <w:sz w:val="16"/>
-                <w:szCs w:val="16"/>
-                <w:u w:val="single"/>
-              </w:rPr>
-              <w:t>Kepala</w:t>
-            </w:r>
-            <w:proofErr w:type="spellEnd"/>
-            <w:r>
-              <w:rPr>
-                <w:rFonts w:ascii="Arial" w:hAnsi="Arial" w:cs="Arial"/>
-                <w:sz w:val="16"/>
-                <w:szCs w:val="16"/>
-                <w:u w:val="single"/>
-              </w:rPr>
-              <w:t xml:space="preserve"> </w:t>
-            </w:r>
-            <w:proofErr w:type="spellStart"/>
-            <w:r>
-              <w:rPr>
-                <w:rFonts w:ascii="Arial" w:hAnsi="Arial" w:cs="Arial"/>
-                <w:sz w:val="16"/>
-                <w:szCs w:val="16"/>
-                <w:u w:val="single"/>
-              </w:rPr>
-              <w:t>Keluarga</w:t>
-            </w:r>
-            <w:proofErr w:type="spellEnd"/>
+              <w:t>Nama Kepala Keluarga</w:t>
+            </w:r>
           </w:p>
         </w:tc>
         <w:tc>
@@ -1017,7 +966,7 @@
                 <w:sz w:val="16"/>
                 <w:szCs w:val="16"/>
               </w:rPr>
-              <w:t>ACEP ABIDIN</w:t>
+              <w:t>${NAMA_AYAH}</w:t>
             </w:r>
           </w:p>
         </w:tc>
@@ -1191,7 +1140,7 @@
                 <w:szCs w:val="16"/>
                 <w:lang w:val="sv-SE"/>
               </w:rPr>
-              <w:t>KP.</w:t>
+              <w:t>${ALAMAT}</w:t>
             </w:r>
             <w:r>
               <w:rPr>
@@ -1200,7 +1149,7 @@
                 <w:szCs w:val="16"/>
                 <w:lang w:val="sv-SE"/>
               </w:rPr>
-              <w:t>CARINGIN</w:t>
+              <w:t> </w:t>
             </w:r>
           </w:p>
         </w:tc>
@@ -1229,7 +1178,7 @@
                 <w:szCs w:val="16"/>
                 <w:lang w:val="sv-SE"/>
               </w:rPr>
-              <w:t>RT</w:t>
+              <w:t> </w:t>
             </w:r>
           </w:p>
         </w:tc>
@@ -1253,7 +1202,7 @@
                 <w:szCs w:val="16"/>
                 <w:lang w:val="sv-SE"/>
               </w:rPr>
-              <w:t>0</w:t>
+              <w:t>${RT_1}</w:t>
             </w:r>
           </w:p>
         </w:tc>
@@ -1275,7 +1224,7 @@
                 <w:sz w:val="16"/>
                 <w:szCs w:val="16"/>
               </w:rPr>
-              <w:t>2</w:t>
+              <w:t>${RT_2}</w:t>
             </w:r>
           </w:p>
         </w:tc>
@@ -1297,7 +1246,7 @@
                 <w:sz w:val="16"/>
                 <w:szCs w:val="16"/>
               </w:rPr>
-              <w:t>1</w:t>
+              <w:t>${RT_3}</w:t>
             </w:r>
           </w:p>
         </w:tc>
@@ -1326,7 +1275,7 @@
                 <w:szCs w:val="16"/>
                 <w:lang w:val="sv-SE"/>
               </w:rPr>
-              <w:t>RW</w:t>
+              <w:t> </w:t>
             </w:r>
           </w:p>
         </w:tc>
@@ -1350,7 +1299,7 @@
                 <w:szCs w:val="16"/>
                 <w:lang w:val="sv-SE"/>
               </w:rPr>
-              <w:t>0</w:t>
+              <w:t>${RW_1}</w:t>
             </w:r>
           </w:p>
         </w:tc>
@@ -1374,7 +1323,7 @@
                 <w:szCs w:val="16"/>
                 <w:lang w:val="sv-SE"/>
               </w:rPr>
-              <w:t>0</w:t>
+              <w:t>${RW_2}</w:t>
             </w:r>
           </w:p>
         </w:tc>
@@ -1396,7 +1345,7 @@
                 <w:sz w:val="16"/>
                 <w:szCs w:val="16"/>
               </w:rPr>
-              <w:t>6</w:t>
+              <w:t>${RW_3}</w:t>
             </w:r>
           </w:p>
         </w:tc>
@@ -1518,7 +1467,7 @@
                 <w:szCs w:val="16"/>
                 <w:lang w:val="sv-SE"/>
               </w:rPr>
-              <w:t>CARINGIN</w:t>
+              <w:t>${KELURAHAN}</w:t>
             </w:r>
           </w:p>
         </w:tc>
@@ -1616,7 +1565,7 @@
                 <w:szCs w:val="16"/>
                 <w:lang w:val="sv-SE"/>
               </w:rPr>
-              <w:t>SUKABUMI</w:t>
+              <w:t>${KABUPATEN}</w:t>
             </w:r>
           </w:p>
         </w:tc>
@@ -1741,7 +1690,7 @@
                 <w:szCs w:val="16"/>
                 <w:lang w:val="sv-SE"/>
               </w:rPr>
-              <w:t>GEGERBITUNG</w:t>
+              <w:t>${KECAMATAN}</w:t>
             </w:r>
           </w:p>
         </w:tc>
@@ -1825,7 +1774,7 @@
                 <w:sz w:val="16"/>
                 <w:szCs w:val="16"/>
               </w:rPr>
-              <w:t>JAWA BARAT</w:t>
+              <w:t>${PROVINSI}</w:t>
             </w:r>
           </w:p>
         </w:tc>
@@ -2034,7 +1983,6 @@
                 <w:szCs w:val="16"/>
               </w:rPr>
             </w:pPr>
-            <w:proofErr w:type="spellStart"/>
             <w:r>
               <w:rPr>
                 <w:rFonts w:ascii="Arial" w:hAnsi="Arial" w:cs="Arial"/>
@@ -2043,7 +1991,6 @@
               </w:rPr>
               <w:t>Telepon</w:t>
             </w:r>
-            <w:proofErr w:type="spellEnd"/>
           </w:p>
         </w:tc>
         <w:tc>
@@ -2298,18 +2245,8 @@
                 <w:sz w:val="16"/>
                 <w:szCs w:val="16"/>
               </w:rPr>
-              <w:t xml:space="preserve">Alasan </w:t>
-            </w:r>
-            <w:proofErr w:type="spellStart"/>
-            <w:r>
-              <w:rPr>
-                <w:rFonts w:ascii="Arial" w:hAnsi="Arial" w:cs="Arial"/>
-                <w:sz w:val="16"/>
-                <w:szCs w:val="16"/>
-              </w:rPr>
-              <w:t>Pindah</w:t>
-            </w:r>
-            <w:proofErr w:type="spellEnd"/>
+              <w:t>Alasan Pindah</w:t>
+            </w:r>
           </w:p>
         </w:tc>
         <w:tc>
@@ -2373,18 +2310,8 @@
                 <w:sz w:val="16"/>
                 <w:szCs w:val="16"/>
               </w:rPr>
-              <w:t xml:space="preserve"> </w:t>
-            </w:r>
-            <w:proofErr w:type="spellStart"/>
-            <w:r>
-              <w:rPr>
-                <w:rFonts w:ascii="Arial" w:hAnsi="Arial" w:cs="Arial"/>
-                <w:sz w:val="16"/>
-                <w:szCs w:val="16"/>
-              </w:rPr>
-              <w:t>Pekerjaan</w:t>
-            </w:r>
-            <w:proofErr w:type="spellEnd"/>
+              <w:t xml:space="preserve"> Pekerjaan</w:t>
+            </w:r>
           </w:p>
           <w:p>
             <w:pPr>
@@ -2446,18 +2373,8 @@
                 <w:sz w:val="16"/>
                 <w:szCs w:val="16"/>
               </w:rPr>
-              <w:t xml:space="preserve"> </w:t>
-            </w:r>
-            <w:proofErr w:type="spellStart"/>
-            <w:r>
-              <w:rPr>
-                <w:rFonts w:ascii="Arial" w:hAnsi="Arial" w:cs="Arial"/>
-                <w:sz w:val="16"/>
-                <w:szCs w:val="16"/>
-              </w:rPr>
-              <w:t>Keamanan</w:t>
-            </w:r>
-            <w:proofErr w:type="spellEnd"/>
+              <w:t xml:space="preserve"> Keamanan</w:t>
+            </w:r>
           </w:p>
           <w:p>
             <w:pPr>
@@ -2519,18 +2436,8 @@
                 <w:sz w:val="16"/>
                 <w:szCs w:val="16"/>
               </w:rPr>
-              <w:t xml:space="preserve"> </w:t>
-            </w:r>
-            <w:proofErr w:type="spellStart"/>
-            <w:r>
-              <w:rPr>
-                <w:rFonts w:ascii="Arial" w:hAnsi="Arial" w:cs="Arial"/>
-                <w:sz w:val="16"/>
-                <w:szCs w:val="16"/>
-              </w:rPr>
-              <w:t>Perumahan</w:t>
-            </w:r>
-            <w:proofErr w:type="spellEnd"/>
+              <w:t xml:space="preserve"> Perumahan</w:t>
+            </w:r>
           </w:p>
           <w:p>
             <w:pPr>
@@ -2555,18 +2462,8 @@
                 <w:sz w:val="16"/>
                 <w:szCs w:val="16"/>
               </w:rPr>
-              <w:t xml:space="preserve"> </w:t>
-            </w:r>
-            <w:proofErr w:type="spellStart"/>
-            <w:r>
-              <w:rPr>
-                <w:rFonts w:ascii="Arial" w:hAnsi="Arial" w:cs="Arial"/>
-                <w:sz w:val="16"/>
-                <w:szCs w:val="16"/>
-              </w:rPr>
-              <w:t>Keluarga</w:t>
-            </w:r>
-            <w:proofErr w:type="spellEnd"/>
+              <w:t xml:space="preserve"> Keluarga</w:t>
+            </w:r>
           </w:p>
         </w:tc>
         <w:tc>
@@ -2602,78 +2499,24 @@
                 <w:sz w:val="16"/>
                 <w:szCs w:val="16"/>
               </w:rPr>
-              <w:t xml:space="preserve"> </w:t>
-            </w:r>
-            <w:proofErr w:type="spellStart"/>
-            <w:r>
-              <w:rPr>
-                <w:rFonts w:ascii="Arial" w:hAnsi="Arial" w:cs="Arial"/>
-                <w:sz w:val="16"/>
-                <w:szCs w:val="16"/>
-              </w:rPr>
-              <w:t>Lainnya</w:t>
-            </w:r>
-            <w:proofErr w:type="spellEnd"/>
-            <w:r>
-              <w:rPr>
-                <w:rFonts w:ascii="Arial" w:hAnsi="Arial" w:cs="Arial"/>
-                <w:sz w:val="16"/>
-                <w:szCs w:val="16"/>
-              </w:rPr>
-              <w:t xml:space="preserve"> (</w:t>
-            </w:r>
-            <w:proofErr w:type="spellStart"/>
-            <w:r>
-              <w:rPr>
-                <w:rFonts w:ascii="Arial" w:hAnsi="Arial" w:cs="Arial"/>
-                <w:sz w:val="16"/>
-                <w:szCs w:val="16"/>
-              </w:rPr>
-              <w:t>sebutkan</w:t>
-            </w:r>
-            <w:proofErr w:type="spellEnd"/>
-            <w:r>
-              <w:rPr>
-                <w:rFonts w:ascii="Arial" w:hAnsi="Arial" w:cs="Arial"/>
-                <w:sz w:val="16"/>
-                <w:szCs w:val="16"/>
-              </w:rPr>
-              <w:t>)</w:t>
-            </w:r>
-          </w:p>
-          <w:p>
-            <w:pPr>
-              <w:rPr>
-                <w:rFonts w:ascii="Arial" w:hAnsi="Arial" w:cs="Arial"/>
-                <w:sz w:val="16"/>
-                <w:szCs w:val="16"/>
-              </w:rPr>
-            </w:pPr>
-            <w:r>
-              <w:rPr>
-                <w:rFonts w:ascii="Arial" w:hAnsi="Arial" w:cs="Arial"/>
-                <w:sz w:val="16"/>
-                <w:szCs w:val="16"/>
-              </w:rPr>
-              <w:t xml:space="preserve">    </w:t>
-            </w:r>
-            <w:proofErr w:type="spellStart"/>
-            <w:r>
-              <w:rPr>
-                <w:rFonts w:ascii="Arial" w:hAnsi="Arial" w:cs="Arial"/>
-                <w:sz w:val="16"/>
-                <w:szCs w:val="16"/>
-              </w:rPr>
-              <w:t>Turut</w:t>
-            </w:r>
-            <w:proofErr w:type="spellEnd"/>
-            <w:r>
-              <w:rPr>
-                <w:rFonts w:ascii="Arial" w:hAnsi="Arial" w:cs="Arial"/>
-                <w:sz w:val="16"/>
-                <w:szCs w:val="16"/>
-              </w:rPr>
-              <w:t xml:space="preserve"> </w:t>
+              <w:t xml:space="preserve"> Lainnya (sebutkan)</w:t>
+            </w:r>
+          </w:p>
+          <w:p>
+            <w:pPr>
+              <w:rPr>
+                <w:rFonts w:ascii="Arial" w:hAnsi="Arial" w:cs="Arial"/>
+                <w:sz w:val="16"/>
+                <w:szCs w:val="16"/>
+              </w:rPr>
+            </w:pPr>
+            <w:r>
+              <w:rPr>
+                <w:rFonts w:ascii="Arial" w:hAnsi="Arial" w:cs="Arial"/>
+                <w:sz w:val="16"/>
+                <w:szCs w:val="16"/>
+              </w:rPr>
+              <w:t xml:space="preserve">    Turut </w:t>
             </w:r>
             <w:r>
               <w:rPr>
@@ -2793,18 +2636,8 @@
                 <w:sz w:val="16"/>
                 <w:szCs w:val="16"/>
               </w:rPr>
-              <w:t xml:space="preserve">Alamat Tujuan </w:t>
-            </w:r>
-            <w:proofErr w:type="spellStart"/>
-            <w:r>
-              <w:rPr>
-                <w:rFonts w:ascii="Arial" w:hAnsi="Arial" w:cs="Arial"/>
-                <w:sz w:val="16"/>
-                <w:szCs w:val="16"/>
-              </w:rPr>
-              <w:t>Pindah</w:t>
-            </w:r>
-            <w:proofErr w:type="spellEnd"/>
+              <w:t>Alamat Tujuan Pindah</w:t>
+            </w:r>
           </w:p>
         </w:tc>
         <w:tc>
@@ -2825,7 +2658,7 @@
                 <w:sz w:val="16"/>
                 <w:szCs w:val="16"/>
               </w:rPr>
-              <w:t>JL.TIPAR GG.ARAYANA</w:t>
+              <w:t>${ALAMAT_TUJUAN}</w:t>
             </w:r>
             <w:r>
               <w:rPr>
@@ -2863,7 +2696,7 @@
                 <w:szCs w:val="16"/>
                 <w:lang w:val="fi-FI"/>
               </w:rPr>
-              <w:t>RT</w:t>
+              <w:t> </w:t>
             </w:r>
           </w:p>
         </w:tc>
@@ -2890,7 +2723,7 @@
                 <w:szCs w:val="16"/>
                 <w:lang w:val="fi-FI"/>
               </w:rPr>
-              <w:t>0</w:t>
+              <w:t>${RT_TUJUAN_1}</w:t>
             </w:r>
           </w:p>
         </w:tc>
@@ -2912,7 +2745,7 @@
                 <w:sz w:val="16"/>
                 <w:szCs w:val="16"/>
               </w:rPr>
-              <w:t>0</w:t>
+              <w:t>${RT_TUJUAN_2}</w:t>
             </w:r>
           </w:p>
         </w:tc>
@@ -2934,7 +2767,7 @@
                 <w:sz w:val="16"/>
                 <w:szCs w:val="16"/>
               </w:rPr>
-              <w:t>4</w:t>
+              <w:t>${RT_TUJUAN_3}</w:t>
             </w:r>
           </w:p>
         </w:tc>
@@ -2963,7 +2796,7 @@
                 <w:szCs w:val="16"/>
                 <w:lang w:val="fi-FI"/>
               </w:rPr>
-              <w:t>RW</w:t>
+              <w:t> </w:t>
             </w:r>
           </w:p>
         </w:tc>
@@ -2987,7 +2820,7 @@
                 <w:szCs w:val="16"/>
                 <w:lang w:val="fi-FI"/>
               </w:rPr>
-              <w:t>0</w:t>
+              <w:t>${RW_TUJUAN_1}</w:t>
             </w:r>
           </w:p>
         </w:tc>
@@ -3011,7 +2844,7 @@
                 <w:szCs w:val="16"/>
                 <w:lang w:val="fi-FI"/>
               </w:rPr>
-              <w:t>0</w:t>
+              <w:t>${RW_TUJUAN_2}</w:t>
             </w:r>
           </w:p>
         </w:tc>
@@ -3033,7 +2866,7 @@
                 <w:sz w:val="16"/>
                 <w:szCs w:val="16"/>
               </w:rPr>
-              <w:t>5</w:t>
+              <w:t>${RW_TUJUAN_3}</w:t>
             </w:r>
           </w:p>
         </w:tc>
@@ -3156,7 +2989,7 @@
                 <w:sz w:val="16"/>
                 <w:szCs w:val="16"/>
               </w:rPr>
-              <w:t>TIPAR</w:t>
+              <w:t>${DESA_TUJUAN}</w:t>
             </w:r>
           </w:p>
         </w:tc>
@@ -3255,7 +3088,7 @@
                 <w:sz w:val="16"/>
                 <w:szCs w:val="16"/>
               </w:rPr>
-              <w:t>SUKABUMI</w:t>
+              <w:t>${KABUPATEN_TUJUAN}</w:t>
             </w:r>
           </w:p>
         </w:tc>
@@ -3381,7 +3214,7 @@
                 <w:sz w:val="16"/>
                 <w:szCs w:val="16"/>
               </w:rPr>
-              <w:t>TIPAR</w:t>
+              <w:t>${KECAMATAN_TUJUAN}</w:t>
             </w:r>
           </w:p>
         </w:tc>
@@ -3465,7 +3298,7 @@
                 <w:sz w:val="16"/>
                 <w:szCs w:val="16"/>
               </w:rPr>
-              <w:t>JAWA BARAT</w:t>
+              <w:t>${PROVINSI_TUJUAN}</w:t>
             </w:r>
           </w:p>
         </w:tc>
@@ -3569,7 +3402,7 @@
                 <w:szCs w:val="16"/>
                 <w:lang w:val="fi-FI"/>
               </w:rPr>
-              <w:t>1</w:t>
+              <w:t>${KODEPOS_TUJUAN_1}</w:t>
             </w:r>
           </w:p>
         </w:tc>
@@ -3593,7 +3426,7 @@
                 <w:szCs w:val="16"/>
                 <w:lang w:val="fi-FI"/>
               </w:rPr>
-              <w:t>6</w:t>
+              <w:t>${KODEPOS_TUJUAN_2}</w:t>
             </w:r>
           </w:p>
         </w:tc>
@@ -3617,7 +3450,7 @@
                 <w:szCs w:val="16"/>
                 <w:lang w:val="fi-FI"/>
               </w:rPr>
-              <w:t>5</w:t>
+              <w:t>${KODEPOS_TUJUAN_3}</w:t>
             </w:r>
           </w:p>
         </w:tc>
@@ -3641,7 +3474,7 @@
                 <w:szCs w:val="16"/>
                 <w:lang w:val="fi-FI"/>
               </w:rPr>
-              <w:t>1</w:t>
+              <w:t>${KODEPOS_TUJUAN_4}</w:t>
             </w:r>
           </w:p>
         </w:tc>
@@ -3665,7 +3498,7 @@
                 <w:szCs w:val="16"/>
                 <w:lang w:val="fi-FI"/>
               </w:rPr>
-              <w:t>9</w:t>
+              <w:t>${KODEPOS_TUJUAN_5}</w:t>
             </w:r>
           </w:p>
         </w:tc>
@@ -3686,7 +3519,6 @@
                 <w:szCs w:val="16"/>
               </w:rPr>
             </w:pPr>
-            <w:proofErr w:type="spellStart"/>
             <w:r>
               <w:rPr>
                 <w:rFonts w:ascii="Arial" w:hAnsi="Arial" w:cs="Arial"/>
@@ -3695,7 +3527,6 @@
               </w:rPr>
               <w:t>Telepon</w:t>
             </w:r>
-            <w:proofErr w:type="spellEnd"/>
           </w:p>
         </w:tc>
         <w:tc>
@@ -3926,34 +3757,14 @@
                 <w:szCs w:val="16"/>
               </w:rPr>
             </w:pPr>
-            <w:proofErr w:type="spellStart"/>
-            <w:r>
-              <w:rPr>
-                <w:rFonts w:ascii="Arial" w:hAnsi="Arial" w:cs="Arial"/>
-                <w:sz w:val="16"/>
-                <w:szCs w:val="16"/>
-              </w:rPr>
-              <w:t>Klasifikasi</w:t>
-            </w:r>
-            <w:proofErr w:type="spellEnd"/>
-            <w:r>
-              <w:rPr>
-                <w:rFonts w:ascii="Arial" w:hAnsi="Arial" w:cs="Arial"/>
-                <w:sz w:val="16"/>
-                <w:szCs w:val="16"/>
-              </w:rPr>
-              <w:t xml:space="preserve"> </w:t>
-            </w:r>
-            <w:proofErr w:type="spellStart"/>
-            <w:r>
-              <w:rPr>
-                <w:rFonts w:ascii="Arial" w:hAnsi="Arial" w:cs="Arial"/>
-                <w:sz w:val="16"/>
-                <w:szCs w:val="16"/>
-              </w:rPr>
-              <w:t>Pindah</w:t>
-            </w:r>
-            <w:proofErr w:type="spellEnd"/>
+            <w:r>
+              <w:rPr>
+                <w:rFonts w:ascii="Arial" w:hAnsi="Arial" w:cs="Arial"/>
+                <w:sz w:val="16"/>
+                <w:szCs w:val="16"/>
+              </w:rPr>
+              <w:t>Klasifikasi Pindah</w:t>
+            </w:r>
           </w:p>
         </w:tc>
         <w:tc>
@@ -4017,36 +3828,8 @@
                 <w:sz w:val="16"/>
                 <w:szCs w:val="16"/>
               </w:rPr>
-              <w:t xml:space="preserve"> Dalam </w:t>
-            </w:r>
-            <w:proofErr w:type="spellStart"/>
-            <w:r>
-              <w:rPr>
-                <w:rFonts w:ascii="Arial" w:hAnsi="Arial" w:cs="Arial"/>
-                <w:sz w:val="16"/>
-                <w:szCs w:val="16"/>
-              </w:rPr>
-              <w:t>satu</w:t>
-            </w:r>
-            <w:proofErr w:type="spellEnd"/>
-            <w:r>
-              <w:rPr>
-                <w:rFonts w:ascii="Arial" w:hAnsi="Arial" w:cs="Arial"/>
-                <w:sz w:val="16"/>
-                <w:szCs w:val="16"/>
-              </w:rPr>
-              <w:t xml:space="preserve"> Desa/</w:t>
-            </w:r>
-            <w:proofErr w:type="spellStart"/>
-            <w:r>
-              <w:rPr>
-                <w:rFonts w:ascii="Arial" w:hAnsi="Arial" w:cs="Arial"/>
-                <w:sz w:val="16"/>
-                <w:szCs w:val="16"/>
-              </w:rPr>
-              <w:t>Kelurahan</w:t>
-            </w:r>
-            <w:proofErr w:type="spellEnd"/>
+              <w:t xml:space="preserve"> Dalam satu Desa/Kelurahan</w:t>
+            </w:r>
           </w:p>
           <w:p>
             <w:pPr>
@@ -4071,18 +3854,8 @@
                 <w:sz w:val="16"/>
                 <w:szCs w:val="16"/>
               </w:rPr>
-              <w:t xml:space="preserve"> Antar Desa/</w:t>
-            </w:r>
-            <w:proofErr w:type="spellStart"/>
-            <w:r>
-              <w:rPr>
-                <w:rFonts w:ascii="Arial" w:hAnsi="Arial" w:cs="Arial"/>
-                <w:sz w:val="16"/>
-                <w:szCs w:val="16"/>
-              </w:rPr>
-              <w:t>Kelurahan</w:t>
-            </w:r>
-            <w:proofErr w:type="spellEnd"/>
+              <w:t xml:space="preserve"> Antar Desa/Kelurahan</w:t>
+            </w:r>
           </w:p>
         </w:tc>
         <w:tc>
@@ -4118,52 +3891,24 @@
                 <w:sz w:val="16"/>
                 <w:szCs w:val="16"/>
               </w:rPr>
-              <w:t xml:space="preserve"> Antar </w:t>
-            </w:r>
-            <w:proofErr w:type="spellStart"/>
-            <w:r>
-              <w:rPr>
-                <w:rFonts w:ascii="Arial" w:hAnsi="Arial" w:cs="Arial"/>
-                <w:sz w:val="16"/>
-                <w:szCs w:val="16"/>
-              </w:rPr>
-              <w:t>Kecamatan</w:t>
-            </w:r>
-            <w:proofErr w:type="spellEnd"/>
-          </w:p>
-          <w:p>
-            <w:pPr>
-              <w:rPr>
-                <w:rFonts w:ascii="Arial" w:hAnsi="Arial" w:cs="Arial"/>
-                <w:sz w:val="16"/>
-                <w:szCs w:val="16"/>
-              </w:rPr>
-            </w:pPr>
-            <w:r>
-              <w:rPr>
-                <w:rFonts w:ascii="Arial" w:hAnsi="Arial" w:cs="Arial"/>
-                <w:sz w:val="16"/>
-                <w:szCs w:val="16"/>
-              </w:rPr>
-              <w:t xml:space="preserve">4. Antar </w:t>
-            </w:r>
-            <w:proofErr w:type="spellStart"/>
-            <w:r>
-              <w:rPr>
-                <w:rFonts w:ascii="Arial" w:hAnsi="Arial" w:cs="Arial"/>
-                <w:sz w:val="16"/>
-                <w:szCs w:val="16"/>
-              </w:rPr>
-              <w:t>Kabupaten</w:t>
-            </w:r>
-            <w:proofErr w:type="spellEnd"/>
-            <w:r>
-              <w:rPr>
-                <w:rFonts w:ascii="Arial" w:hAnsi="Arial" w:cs="Arial"/>
-                <w:sz w:val="16"/>
-                <w:szCs w:val="16"/>
-              </w:rPr>
-              <w:t>/Kota</w:t>
+              <w:t xml:space="preserve"> Antar Kecamatan</w:t>
+            </w:r>
+          </w:p>
+          <w:p>
+            <w:pPr>
+              <w:rPr>
+                <w:rFonts w:ascii="Arial" w:hAnsi="Arial" w:cs="Arial"/>
+                <w:sz w:val="16"/>
+                <w:szCs w:val="16"/>
+              </w:rPr>
+            </w:pPr>
+            <w:r>
+              <w:rPr>
+                <w:rFonts w:ascii="Arial" w:hAnsi="Arial" w:cs="Arial"/>
+                <w:sz w:val="16"/>
+                <w:szCs w:val="16"/>
+              </w:rPr>
+              <w:t>4. Antar Kabupaten/Kota</w:t>
             </w:r>
           </w:p>
         </w:tc>
@@ -4200,18 +3945,8 @@
                 <w:sz w:val="16"/>
                 <w:szCs w:val="16"/>
               </w:rPr>
-              <w:t xml:space="preserve"> Antar </w:t>
-            </w:r>
-            <w:proofErr w:type="spellStart"/>
-            <w:r>
-              <w:rPr>
-                <w:rFonts w:ascii="Arial" w:hAnsi="Arial" w:cs="Arial"/>
-                <w:sz w:val="16"/>
-                <w:szCs w:val="16"/>
-              </w:rPr>
-              <w:t>Provinsi</w:t>
-            </w:r>
-            <w:proofErr w:type="spellEnd"/>
+              <w:t xml:space="preserve"> Antar Provinsi</w:t>
+            </w:r>
           </w:p>
         </w:tc>
       </w:tr>
@@ -4384,36 +4119,8 @@
                 <w:sz w:val="16"/>
                 <w:szCs w:val="16"/>
               </w:rPr>
-              <w:t xml:space="preserve"> </w:t>
-            </w:r>
-            <w:proofErr w:type="spellStart"/>
-            <w:r>
-              <w:rPr>
-                <w:rFonts w:ascii="Arial" w:hAnsi="Arial" w:cs="Arial"/>
-                <w:sz w:val="16"/>
-                <w:szCs w:val="16"/>
-              </w:rPr>
-              <w:t>Kepala</w:t>
-            </w:r>
-            <w:proofErr w:type="spellEnd"/>
-            <w:r>
-              <w:rPr>
-                <w:rFonts w:ascii="Arial" w:hAnsi="Arial" w:cs="Arial"/>
-                <w:sz w:val="16"/>
-                <w:szCs w:val="16"/>
-              </w:rPr>
-              <w:t xml:space="preserve"> </w:t>
-            </w:r>
-            <w:proofErr w:type="spellStart"/>
-            <w:r>
-              <w:rPr>
-                <w:rFonts w:ascii="Arial" w:hAnsi="Arial" w:cs="Arial"/>
-                <w:sz w:val="16"/>
-                <w:szCs w:val="16"/>
-              </w:rPr>
-              <w:t>Keluarga</w:t>
-            </w:r>
-            <w:proofErr w:type="spellEnd"/>
+              <w:t xml:space="preserve"> Kepala Keluarga</w:t>
+            </w:r>
           </w:p>
           <w:p>
             <w:pPr>
@@ -4438,54 +4145,8 @@
                 <w:sz w:val="16"/>
                 <w:szCs w:val="16"/>
               </w:rPr>
-              <w:t xml:space="preserve"> Kep. </w:t>
-            </w:r>
-            <w:proofErr w:type="spellStart"/>
-            <w:r>
-              <w:rPr>
-                <w:rFonts w:ascii="Arial" w:hAnsi="Arial" w:cs="Arial"/>
-                <w:sz w:val="16"/>
-                <w:szCs w:val="16"/>
-              </w:rPr>
-              <w:t>Keluarga</w:t>
-            </w:r>
-            <w:proofErr w:type="spellEnd"/>
-            <w:r>
-              <w:rPr>
-                <w:rFonts w:ascii="Arial" w:hAnsi="Arial" w:cs="Arial"/>
-                <w:sz w:val="16"/>
-                <w:szCs w:val="16"/>
-              </w:rPr>
-              <w:t xml:space="preserve"> dan </w:t>
-            </w:r>
-            <w:proofErr w:type="spellStart"/>
-            <w:r>
-              <w:rPr>
-                <w:rFonts w:ascii="Arial" w:hAnsi="Arial" w:cs="Arial"/>
-                <w:sz w:val="16"/>
-                <w:szCs w:val="16"/>
-              </w:rPr>
-              <w:t>Seluruh</w:t>
-            </w:r>
-            <w:proofErr w:type="spellEnd"/>
-            <w:r>
-              <w:rPr>
-                <w:rFonts w:ascii="Arial" w:hAnsi="Arial" w:cs="Arial"/>
-                <w:sz w:val="16"/>
-                <w:szCs w:val="16"/>
-              </w:rPr>
-              <w:t xml:space="preserve"> Angg. </w:t>
-            </w:r>
-            <w:proofErr w:type="spellStart"/>
-            <w:r>
-              <w:rPr>
-                <w:rFonts w:ascii="Arial" w:hAnsi="Arial" w:cs="Arial"/>
-                <w:sz w:val="16"/>
-                <w:szCs w:val="16"/>
-              </w:rPr>
-              <w:t>Keluarga</w:t>
-            </w:r>
-            <w:proofErr w:type="spellEnd"/>
+              <w:t xml:space="preserve"> Kep. Keluarga dan Seluruh Angg. Keluarga</w:t>
+            </w:r>
           </w:p>
         </w:tc>
         <w:tc>
@@ -4521,72 +4182,8 @@
                 <w:sz w:val="16"/>
                 <w:szCs w:val="16"/>
               </w:rPr>
-              <w:t xml:space="preserve"> </w:t>
-            </w:r>
-            <w:proofErr w:type="spellStart"/>
-            <w:r>
-              <w:rPr>
-                <w:rFonts w:ascii="Arial" w:hAnsi="Arial" w:cs="Arial"/>
-                <w:sz w:val="16"/>
-                <w:szCs w:val="16"/>
-              </w:rPr>
-              <w:t>Kepala</w:t>
-            </w:r>
-            <w:proofErr w:type="spellEnd"/>
-            <w:r>
-              <w:rPr>
-                <w:rFonts w:ascii="Arial" w:hAnsi="Arial" w:cs="Arial"/>
-                <w:sz w:val="16"/>
-                <w:szCs w:val="16"/>
-              </w:rPr>
-              <w:t xml:space="preserve"> </w:t>
-            </w:r>
-            <w:proofErr w:type="spellStart"/>
-            <w:r>
-              <w:rPr>
-                <w:rFonts w:ascii="Arial" w:hAnsi="Arial" w:cs="Arial"/>
-                <w:sz w:val="16"/>
-                <w:szCs w:val="16"/>
-              </w:rPr>
-              <w:t>Keluarga</w:t>
-            </w:r>
-            <w:proofErr w:type="spellEnd"/>
-            <w:r>
-              <w:rPr>
-                <w:rFonts w:ascii="Arial" w:hAnsi="Arial" w:cs="Arial"/>
-                <w:sz w:val="16"/>
-                <w:szCs w:val="16"/>
-              </w:rPr>
-              <w:t xml:space="preserve"> dan </w:t>
-            </w:r>
-            <w:proofErr w:type="spellStart"/>
-            <w:r>
-              <w:rPr>
-                <w:rFonts w:ascii="Arial" w:hAnsi="Arial" w:cs="Arial"/>
-                <w:sz w:val="16"/>
-                <w:szCs w:val="16"/>
-              </w:rPr>
-              <w:t>Sbg.Angg</w:t>
-            </w:r>
-            <w:proofErr w:type="spellEnd"/>
-            <w:r>
-              <w:rPr>
-                <w:rFonts w:ascii="Arial" w:hAnsi="Arial" w:cs="Arial"/>
-                <w:sz w:val="16"/>
-                <w:szCs w:val="16"/>
-              </w:rPr>
-              <w:t xml:space="preserve">. </w:t>
-            </w:r>
-            <w:proofErr w:type="spellStart"/>
-            <w:r>
-              <w:rPr>
-                <w:rFonts w:ascii="Arial" w:hAnsi="Arial" w:cs="Arial"/>
-                <w:sz w:val="16"/>
-                <w:szCs w:val="16"/>
-              </w:rPr>
-              <w:t>Keluarga</w:t>
-            </w:r>
-            <w:proofErr w:type="spellEnd"/>
+              <w:t xml:space="preserve"> Kepala Keluarga dan Sbg.Angg. Keluarga</w:t>
+            </w:r>
           </w:p>
           <w:p>
             <w:pPr>
@@ -4611,36 +4208,8 @@
                 <w:sz w:val="16"/>
                 <w:szCs w:val="16"/>
               </w:rPr>
-              <w:t xml:space="preserve"> </w:t>
-            </w:r>
-            <w:proofErr w:type="spellStart"/>
-            <w:r>
-              <w:rPr>
-                <w:rFonts w:ascii="Arial" w:hAnsi="Arial" w:cs="Arial"/>
-                <w:sz w:val="16"/>
-                <w:szCs w:val="16"/>
-              </w:rPr>
-              <w:t>Anggota</w:t>
-            </w:r>
-            <w:proofErr w:type="spellEnd"/>
-            <w:r>
-              <w:rPr>
-                <w:rFonts w:ascii="Arial" w:hAnsi="Arial" w:cs="Arial"/>
-                <w:sz w:val="16"/>
-                <w:szCs w:val="16"/>
-              </w:rPr>
-              <w:t xml:space="preserve"> </w:t>
-            </w:r>
-            <w:proofErr w:type="spellStart"/>
-            <w:r>
-              <w:rPr>
-                <w:rFonts w:ascii="Arial" w:hAnsi="Arial" w:cs="Arial"/>
-                <w:sz w:val="16"/>
-                <w:szCs w:val="16"/>
-              </w:rPr>
-              <w:t>Keluarga</w:t>
-            </w:r>
-            <w:proofErr w:type="spellEnd"/>
+              <w:t xml:space="preserve"> Anggota Keluarga</w:t>
+            </w:r>
           </w:p>
         </w:tc>
       </w:tr>
@@ -4741,53 +4310,25 @@
                 <w:sz w:val="16"/>
                 <w:szCs w:val="16"/>
               </w:rPr>
-              <w:t xml:space="preserve">Status </w:t>
-            </w:r>
-            <w:proofErr w:type="spellStart"/>
-            <w:r>
-              <w:rPr>
-                <w:rFonts w:ascii="Arial" w:hAnsi="Arial" w:cs="Arial"/>
-                <w:sz w:val="16"/>
-                <w:szCs w:val="16"/>
-              </w:rPr>
-              <w:t>Nomor</w:t>
-            </w:r>
-            <w:proofErr w:type="spellEnd"/>
-            <w:r>
-              <w:rPr>
-                <w:rFonts w:ascii="Arial" w:hAnsi="Arial" w:cs="Arial"/>
-                <w:sz w:val="16"/>
-                <w:szCs w:val="16"/>
-              </w:rPr>
-              <w:t xml:space="preserve"> KK</w:t>
-            </w:r>
-          </w:p>
-          <w:p>
-            <w:pPr>
-              <w:rPr>
-                <w:rFonts w:ascii="Arial" w:hAnsi="Arial" w:cs="Arial"/>
-                <w:sz w:val="16"/>
-                <w:szCs w:val="16"/>
-              </w:rPr>
-            </w:pPr>
-            <w:r>
-              <w:rPr>
-                <w:rFonts w:ascii="Arial" w:hAnsi="Arial" w:cs="Arial"/>
-                <w:sz w:val="16"/>
-                <w:szCs w:val="16"/>
-              </w:rPr>
-              <w:t xml:space="preserve">Bagi Yang Tidak </w:t>
-            </w:r>
-            <w:proofErr w:type="spellStart"/>
-            <w:r>
-              <w:rPr>
-                <w:rFonts w:ascii="Arial" w:hAnsi="Arial" w:cs="Arial"/>
-                <w:sz w:val="16"/>
-                <w:szCs w:val="16"/>
-              </w:rPr>
-              <w:t>Pindah</w:t>
-            </w:r>
-            <w:proofErr w:type="spellEnd"/>
+              <w:t>Status Nomor KK</w:t>
+            </w:r>
+          </w:p>
+          <w:p>
+            <w:pPr>
+              <w:rPr>
+                <w:rFonts w:ascii="Arial" w:hAnsi="Arial" w:cs="Arial"/>
+                <w:sz w:val="16"/>
+                <w:szCs w:val="16"/>
+              </w:rPr>
+            </w:pPr>
+            <w:r>
+              <w:rPr>
+                <w:rFonts w:ascii="Arial" w:hAnsi="Arial" w:cs="Arial"/>
+                <w:sz w:val="16"/>
+                <w:szCs w:val="16"/>
+              </w:rPr>
+              <w:t>Bagi Yang Tidak Pindah</w:t>
+            </w:r>
           </w:p>
         </w:tc>
         <w:tc>
@@ -4851,25 +4392,7 @@
                 <w:sz w:val="16"/>
                 <w:szCs w:val="16"/>
               </w:rPr>
-              <w:t xml:space="preserve"> </w:t>
-            </w:r>
-            <w:proofErr w:type="spellStart"/>
-            <w:r>
-              <w:rPr>
-                <w:rFonts w:ascii="Arial" w:hAnsi="Arial" w:cs="Arial"/>
-                <w:sz w:val="16"/>
-                <w:szCs w:val="16"/>
-              </w:rPr>
-              <w:t>Numpang</w:t>
-            </w:r>
-            <w:proofErr w:type="spellEnd"/>
-            <w:r>
-              <w:rPr>
-                <w:rFonts w:ascii="Arial" w:hAnsi="Arial" w:cs="Arial"/>
-                <w:sz w:val="16"/>
-                <w:szCs w:val="16"/>
-              </w:rPr>
-              <w:t xml:space="preserve"> KK</w:t>
+              <w:t xml:space="preserve"> Numpang KK</w:t>
             </w:r>
           </w:p>
           <w:p>
@@ -4932,61 +4455,7 @@
                 <w:sz w:val="16"/>
                 <w:szCs w:val="16"/>
               </w:rPr>
-              <w:t xml:space="preserve"> Tidak </w:t>
-            </w:r>
-            <w:proofErr w:type="spellStart"/>
-            <w:r>
-              <w:rPr>
-                <w:rFonts w:ascii="Arial" w:hAnsi="Arial" w:cs="Arial"/>
-                <w:sz w:val="16"/>
-                <w:szCs w:val="16"/>
-              </w:rPr>
-              <w:t>ada</w:t>
-            </w:r>
-            <w:proofErr w:type="spellEnd"/>
-            <w:r>
-              <w:rPr>
-                <w:rFonts w:ascii="Arial" w:hAnsi="Arial" w:cs="Arial"/>
-                <w:sz w:val="16"/>
-                <w:szCs w:val="16"/>
-              </w:rPr>
-              <w:t xml:space="preserve"> </w:t>
-            </w:r>
-            <w:proofErr w:type="spellStart"/>
-            <w:r>
-              <w:rPr>
-                <w:rFonts w:ascii="Arial" w:hAnsi="Arial" w:cs="Arial"/>
-                <w:sz w:val="16"/>
-                <w:szCs w:val="16"/>
-              </w:rPr>
-              <w:t>Angg</w:t>
-            </w:r>
-            <w:proofErr w:type="spellEnd"/>
-            <w:r>
-              <w:rPr>
-                <w:rFonts w:ascii="Arial" w:hAnsi="Arial" w:cs="Arial"/>
-                <w:sz w:val="16"/>
-                <w:szCs w:val="16"/>
-              </w:rPr>
-              <w:t xml:space="preserve">. </w:t>
-            </w:r>
-            <w:proofErr w:type="spellStart"/>
-            <w:r>
-              <w:rPr>
-                <w:rFonts w:ascii="Arial" w:hAnsi="Arial" w:cs="Arial"/>
-                <w:sz w:val="16"/>
-                <w:szCs w:val="16"/>
-              </w:rPr>
-              <w:t>Keluarga</w:t>
-            </w:r>
-            <w:proofErr w:type="spellEnd"/>
-            <w:r>
-              <w:rPr>
-                <w:rFonts w:ascii="Arial" w:hAnsi="Arial" w:cs="Arial"/>
-                <w:sz w:val="16"/>
-                <w:szCs w:val="16"/>
-              </w:rPr>
-              <w:t xml:space="preserve"> Yang Ditinggal</w:t>
+              <w:t xml:space="preserve"> Tidak ada Angg. Keluarga Yang Ditinggal</w:t>
             </w:r>
           </w:p>
           <w:p>
@@ -5012,25 +4481,7 @@
                 <w:sz w:val="16"/>
                 <w:szCs w:val="16"/>
               </w:rPr>
-              <w:t xml:space="preserve"> </w:t>
-            </w:r>
-            <w:proofErr w:type="spellStart"/>
-            <w:r>
-              <w:rPr>
-                <w:rFonts w:ascii="Arial" w:hAnsi="Arial" w:cs="Arial"/>
-                <w:sz w:val="16"/>
-                <w:szCs w:val="16"/>
-              </w:rPr>
-              <w:t>Nomor</w:t>
-            </w:r>
-            <w:proofErr w:type="spellEnd"/>
-            <w:r>
-              <w:rPr>
-                <w:rFonts w:ascii="Arial" w:hAnsi="Arial" w:cs="Arial"/>
-                <w:sz w:val="16"/>
-                <w:szCs w:val="16"/>
-              </w:rPr>
-              <w:t xml:space="preserve"> KK Tetap</w:t>
+              <w:t xml:space="preserve"> Nomor KK Tetap</w:t>
             </w:r>
           </w:p>
         </w:tc>
@@ -5135,25 +4586,7 @@
                 <w:sz w:val="16"/>
                 <w:szCs w:val="16"/>
               </w:rPr>
-              <w:t xml:space="preserve">Status </w:t>
-            </w:r>
-            <w:proofErr w:type="spellStart"/>
-            <w:r>
-              <w:rPr>
-                <w:rFonts w:ascii="Arial" w:hAnsi="Arial" w:cs="Arial"/>
-                <w:sz w:val="16"/>
-                <w:szCs w:val="16"/>
-              </w:rPr>
-              <w:t>Nomor</w:t>
-            </w:r>
-            <w:proofErr w:type="spellEnd"/>
-            <w:r>
-              <w:rPr>
-                <w:rFonts w:ascii="Arial" w:hAnsi="Arial" w:cs="Arial"/>
-                <w:sz w:val="16"/>
-                <w:szCs w:val="16"/>
-              </w:rPr>
-              <w:t xml:space="preserve"> KK</w:t>
+              <w:t>Status Nomor KK</w:t>
             </w:r>
           </w:p>
           <w:p>
@@ -5236,25 +4669,7 @@
                 <w:sz w:val="16"/>
                 <w:szCs w:val="16"/>
               </w:rPr>
-              <w:t xml:space="preserve"> </w:t>
-            </w:r>
-            <w:proofErr w:type="spellStart"/>
-            <w:r>
-              <w:rPr>
-                <w:rFonts w:ascii="Arial" w:hAnsi="Arial" w:cs="Arial"/>
-                <w:sz w:val="16"/>
-                <w:szCs w:val="16"/>
-              </w:rPr>
-              <w:t>Numpang</w:t>
-            </w:r>
-            <w:proofErr w:type="spellEnd"/>
-            <w:r>
-              <w:rPr>
-                <w:rFonts w:ascii="Arial" w:hAnsi="Arial" w:cs="Arial"/>
-                <w:sz w:val="16"/>
-                <w:szCs w:val="16"/>
-              </w:rPr>
-              <w:t xml:space="preserve"> KK</w:t>
+              <w:t xml:space="preserve"> Numpang KK</w:t>
             </w:r>
           </w:p>
         </w:tc>
@@ -5330,25 +4745,7 @@
                 <w:sz w:val="16"/>
                 <w:szCs w:val="16"/>
               </w:rPr>
-              <w:t xml:space="preserve"> Nama Kep. </w:t>
-            </w:r>
-            <w:proofErr w:type="spellStart"/>
-            <w:r>
-              <w:rPr>
-                <w:rFonts w:ascii="Arial" w:hAnsi="Arial" w:cs="Arial"/>
-                <w:sz w:val="16"/>
-                <w:szCs w:val="16"/>
-              </w:rPr>
-              <w:t>Keluarga</w:t>
-            </w:r>
-            <w:proofErr w:type="spellEnd"/>
-            <w:r>
-              <w:rPr>
-                <w:rFonts w:ascii="Arial" w:hAnsi="Arial" w:cs="Arial"/>
-                <w:sz w:val="16"/>
-                <w:szCs w:val="16"/>
-              </w:rPr>
-              <w:t xml:space="preserve"> dan KK Tetap</w:t>
+              <w:t xml:space="preserve"> Nama Kep. Keluarga dan KK Tetap</w:t>
             </w:r>
           </w:p>
         </w:tc>
@@ -5440,34 +4837,14 @@
                 <w:szCs w:val="16"/>
               </w:rPr>
             </w:pPr>
-            <w:proofErr w:type="spellStart"/>
-            <w:r>
-              <w:rPr>
-                <w:rFonts w:ascii="Arial" w:hAnsi="Arial" w:cs="Arial"/>
-                <w:sz w:val="16"/>
-                <w:szCs w:val="16"/>
-              </w:rPr>
-              <w:t>Rencana</w:t>
-            </w:r>
-            <w:proofErr w:type="spellEnd"/>
-            <w:r>
-              <w:rPr>
-                <w:rFonts w:ascii="Arial" w:hAnsi="Arial" w:cs="Arial"/>
-                <w:sz w:val="16"/>
-                <w:szCs w:val="16"/>
-              </w:rPr>
-              <w:t xml:space="preserve"> Tgl. </w:t>
-            </w:r>
-            <w:proofErr w:type="spellStart"/>
-            <w:r>
-              <w:rPr>
-                <w:rFonts w:ascii="Arial" w:hAnsi="Arial" w:cs="Arial"/>
-                <w:sz w:val="16"/>
-                <w:szCs w:val="16"/>
-              </w:rPr>
-              <w:t>Pindah</w:t>
-            </w:r>
-            <w:proofErr w:type="spellEnd"/>
+            <w:r>
+              <w:rPr>
+                <w:rFonts w:ascii="Arial" w:hAnsi="Arial" w:cs="Arial"/>
+                <w:sz w:val="16"/>
+                <w:szCs w:val="16"/>
+              </w:rPr>
+              <w:t>Rencana Tgl. Pindah</w:t>
+            </w:r>
           </w:p>
         </w:tc>
         <w:tc>
@@ -5489,7 +4866,7 @@
                 <w:sz w:val="16"/>
                 <w:szCs w:val="16"/>
               </w:rPr>
-              <w:t>2</w:t>
+              <w:t>${TGL_PINDAH_1}</w:t>
             </w:r>
           </w:p>
         </w:tc>
@@ -5512,7 +4889,7 @@
                 <w:sz w:val="16"/>
                 <w:szCs w:val="16"/>
               </w:rPr>
-              <w:t>6</w:t>
+              <w:t>${TGL_PINDAH_2}</w:t>
             </w:r>
           </w:p>
         </w:tc>
@@ -5553,7 +4930,7 @@
                 <w:sz w:val="16"/>
                 <w:szCs w:val="16"/>
               </w:rPr>
-              <w:t>0</w:t>
+              <w:t>${TGL_PINDAH_3}</w:t>
             </w:r>
           </w:p>
         </w:tc>
@@ -5576,7 +4953,7 @@
                 <w:sz w:val="16"/>
                 <w:szCs w:val="16"/>
               </w:rPr>
-              <w:t>9</w:t>
+              <w:t>${TGL_PINDAH_4}</w:t>
             </w:r>
           </w:p>
         </w:tc>
@@ -5618,7 +4995,7 @@
                 <w:sz w:val="16"/>
                 <w:szCs w:val="16"/>
               </w:rPr>
-              <w:t>2</w:t>
+              <w:t>${TGL_PINDAH_5}</w:t>
             </w:r>
           </w:p>
         </w:tc>
@@ -5641,7 +5018,7 @@
                 <w:sz w:val="16"/>
                 <w:szCs w:val="16"/>
               </w:rPr>
-              <w:t>0</w:t>
+              <w:t>${TGL_PINDAH_6}</w:t>
             </w:r>
           </w:p>
         </w:tc>
@@ -5664,7 +5041,7 @@
                 <w:sz w:val="16"/>
                 <w:szCs w:val="16"/>
               </w:rPr>
-              <w:t>2</w:t>
+              <w:t>${TGL_PINDAH_7}</w:t>
             </w:r>
           </w:p>
         </w:tc>
@@ -5687,7 +5064,7 @@
                 <w:sz w:val="16"/>
                 <w:szCs w:val="16"/>
               </w:rPr>
-              <w:t>5</w:t>
+              <w:t>${TGL_PINDAH_8}</w:t>
             </w:r>
           </w:p>
         </w:tc>
@@ -5768,7 +5145,6 @@
                 <w:szCs w:val="16"/>
               </w:rPr>
             </w:pPr>
-            <w:proofErr w:type="spellStart"/>
             <w:r>
               <w:rPr>
                 <w:rFonts w:ascii="Arial" w:hAnsi="Arial" w:cs="Arial"/>
@@ -5777,18 +5153,7 @@
                 <w:sz w:val="16"/>
                 <w:szCs w:val="16"/>
               </w:rPr>
-              <w:t>Keluarga</w:t>
-            </w:r>
-            <w:proofErr w:type="spellEnd"/>
-            <w:r>
-              <w:rPr>
-                <w:rFonts w:ascii="Arial" w:hAnsi="Arial" w:cs="Arial"/>
-                <w:b/>
-                <w:i/>
-                <w:sz w:val="16"/>
-                <w:szCs w:val="16"/>
-              </w:rPr>
-              <w:t xml:space="preserve"> Yang Pindah :</w:t>
+              <w:t>Keluarga Yang Pindah :</w:t>
             </w:r>
           </w:p>
         </w:tc>
@@ -6061,7 +5426,7 @@
                 <w:sz w:val="16"/>
                 <w:szCs w:val="16"/>
               </w:rPr>
-              <w:t>3</w:t>
+              <w:t>${NIK_1}</w:t>
             </w:r>
           </w:p>
         </w:tc>
@@ -6084,7 +5449,7 @@
                 <w:sz w:val="16"/>
                 <w:szCs w:val="16"/>
               </w:rPr>
-              <w:t>2</w:t>
+              <w:t>${NIK_2}</w:t>
             </w:r>
           </w:p>
         </w:tc>
@@ -6107,7 +5472,7 @@
                 <w:sz w:val="16"/>
                 <w:szCs w:val="16"/>
               </w:rPr>
-              <w:t>0</w:t>
+              <w:t>${NIK_3}</w:t>
             </w:r>
           </w:p>
         </w:tc>
@@ -6130,7 +5495,7 @@
                 <w:sz w:val="16"/>
                 <w:szCs w:val="16"/>
               </w:rPr>
-              <w:t>2</w:t>
+              <w:t>${NIK_4}</w:t>
             </w:r>
           </w:p>
         </w:tc>
@@ -6153,7 +5518,7 @@
                 <w:sz w:val="16"/>
                 <w:szCs w:val="16"/>
               </w:rPr>
-              <w:t>4</w:t>
+              <w:t>${NIK_5}</w:t>
             </w:r>
           </w:p>
         </w:tc>
@@ -6176,7 +5541,7 @@
                 <w:sz w:val="16"/>
                 <w:szCs w:val="16"/>
               </w:rPr>
-              <w:t>0</w:t>
+              <w:t>${NIK_6}</w:t>
             </w:r>
           </w:p>
         </w:tc>
@@ -6198,7 +5563,7 @@
                 <w:sz w:val="16"/>
                 <w:szCs w:val="16"/>
               </w:rPr>
-              <w:t>1</w:t>
+              <w:t>${NIK_7}</w:t>
             </w:r>
           </w:p>
         </w:tc>
@@ -6220,7 +5585,7 @@
                 <w:sz w:val="16"/>
                 <w:szCs w:val="16"/>
               </w:rPr>
-              <w:t>7</w:t>
+              <w:t>${NIK_8}</w:t>
             </w:r>
           </w:p>
         </w:tc>
@@ -6242,7 +5607,7 @@
                 <w:sz w:val="16"/>
                 <w:szCs w:val="16"/>
               </w:rPr>
-              <w:t>0</w:t>
+              <w:t>${NIK_9}</w:t>
             </w:r>
           </w:p>
         </w:tc>
@@ -6264,7 +5629,7 @@
                 <w:sz w:val="16"/>
                 <w:szCs w:val="16"/>
               </w:rPr>
-              <w:t>2</w:t>
+              <w:t>${NIK_10}</w:t>
             </w:r>
           </w:p>
         </w:tc>
@@ -6286,7 +5651,7 @@
                 <w:sz w:val="16"/>
                 <w:szCs w:val="16"/>
               </w:rPr>
-              <w:t>9</w:t>
+              <w:t>${NIK_11}</w:t>
             </w:r>
           </w:p>
         </w:tc>
@@ -6309,7 +5674,7 @@
                 <w:sz w:val="16"/>
                 <w:szCs w:val="16"/>
               </w:rPr>
-              <w:t>7</w:t>
+              <w:t>${NIK_12}</w:t>
             </w:r>
           </w:p>
         </w:tc>
@@ -6331,7 +5696,7 @@
                 <w:sz w:val="16"/>
                 <w:szCs w:val="16"/>
               </w:rPr>
-              <w:t>0</w:t>
+              <w:t>${NIK_13}</w:t>
             </w:r>
           </w:p>
         </w:tc>
@@ -6354,7 +5719,7 @@
                 <w:sz w:val="16"/>
                 <w:szCs w:val="16"/>
               </w:rPr>
-              <w:t>0</w:t>
+              <w:t>${NIK_14}</w:t>
             </w:r>
           </w:p>
         </w:tc>
@@ -6377,7 +5742,7 @@
                 <w:sz w:val="16"/>
                 <w:szCs w:val="16"/>
               </w:rPr>
-              <w:t>0</w:t>
+              <w:t>${NIK_15}</w:t>
             </w:r>
           </w:p>
         </w:tc>
@@ -6401,7 +5766,7 @@
                 <w:sz w:val="16"/>
                 <w:szCs w:val="16"/>
               </w:rPr>
-              <w:t>2</w:t>
+              <w:t>${NIK_16}</w:t>
             </w:r>
           </w:p>
         </w:tc>
@@ -6427,7 +5792,7 @@
                 <w:sz w:val="16"/>
                 <w:szCs w:val="16"/>
               </w:rPr>
-              <w:t>MOCH.DZIKRI LUTFI MUBAROK</w:t>
+              <w:t>${NAMA_LENGKAP}</w:t>
             </w:r>
           </w:p>
         </w:tc>
@@ -6452,7 +5817,7 @@
                 <w:szCs w:val="16"/>
                 <w:lang w:val="sv-SE"/>
               </w:rPr>
-              <w:t>0</w:t>
+              <w:t>${SHDK}</w:t>
             </w:r>
           </w:p>
         </w:tc>
@@ -6476,7 +5841,7 @@
                 <w:sz w:val="16"/>
                 <w:szCs w:val="16"/>
               </w:rPr>
-              <w:t>4</w:t>
+              <w:t> </w:t>
             </w:r>
           </w:p>
         </w:tc>
@@ -6507,7 +5872,7 @@
                 <w:sz w:val="16"/>
                 <w:szCs w:val="16"/>
               </w:rPr>
-              <w:t>2</w:t>
+              <w:t> </w:t>
             </w:r>
           </w:p>
         </w:tc>
@@ -6823,7 +6188,7 @@
                 <w:sz w:val="16"/>
                 <w:szCs w:val="16"/>
               </w:rPr>
-              <w:t>3</w:t>
+              <w:t> </w:t>
             </w:r>
           </w:p>
         </w:tc>
@@ -7139,7 +6504,7 @@
                 <w:sz w:val="16"/>
                 <w:szCs w:val="16"/>
               </w:rPr>
-              <w:t>4</w:t>
+              <w:t> </w:t>
             </w:r>
           </w:p>
         </w:tc>
@@ -7518,518 +6883,547 @@
                 <w:szCs w:val="16"/>
               </w:rPr>
             </w:pPr>
-            <w:proofErr w:type="spellStart"/>
-            <w:r>
-              <w:rPr>
-                <w:rFonts w:ascii="Arial" w:hAnsi="Arial" w:cs="Arial"/>
-                <w:sz w:val="16"/>
-                <w:szCs w:val="16"/>
-              </w:rPr>
-              <w:t>Bidang</w:t>
-            </w:r>
-            <w:proofErr w:type="spellEnd"/>
-            <w:r>
-              <w:rPr>
-                <w:rFonts w:ascii="Arial" w:hAnsi="Arial" w:cs="Arial"/>
+            <w:r>
+              <w:rPr>
+                <w:rFonts w:ascii="Arial" w:hAnsi="Arial" w:cs="Arial"/>
+                <w:sz w:val="16"/>
+                <w:szCs w:val="16"/>
+              </w:rPr>
+              <w:t>Bidang Dafduk</w:t>
+            </w:r>
+          </w:p>
+          <w:p>
+            <w:pPr>
+              <w:rPr>
+                <w:rFonts w:ascii="Arial" w:hAnsi="Arial" w:cs="Arial"/>
+                <w:sz w:val="16"/>
+                <w:szCs w:val="16"/>
+              </w:rPr>
+            </w:pPr>
+            <w:r>
+              <w:rPr>
+                <w:rFonts w:ascii="Arial" w:hAnsi="Arial" w:cs="Arial"/>
+                <w:sz w:val="16"/>
+                <w:szCs w:val="16"/>
+              </w:rPr>
+              <w:t>Ub. Kasi ………………………………………...</w:t>
+            </w:r>
+          </w:p>
+          <w:p>
+            <w:pPr>
+              <w:rPr>
+                <w:rFonts w:ascii="Arial" w:hAnsi="Arial" w:cs="Arial"/>
+                <w:sz w:val="16"/>
+                <w:szCs w:val="16"/>
+              </w:rPr>
+            </w:pPr>
+            <w:r>
+              <w:rPr>
+                <w:rFonts w:ascii="Arial" w:hAnsi="Arial" w:cs="Arial"/>
+                <w:sz w:val="16"/>
+                <w:szCs w:val="16"/>
+              </w:rPr>
+              <w:t>No ………………… tgl…………………..${TAHUN}</w:t>
+            </w:r>
+            <w:r>
+              <w:rPr>
+                <w:rFonts w:ascii="Arial" w:hAnsi="Arial" w:cs="Arial"/>
+                <w:sz w:val="16"/>
+                <w:szCs w:val="16"/>
+              </w:rPr>
+              <w:t> </w:t>
+            </w:r>
+            <w:r>
+              <w:rPr>
+                <w:rFonts w:ascii="Arial" w:hAnsi="Arial" w:cs="Arial"/>
+                <w:sz w:val="16"/>
+                <w:szCs w:val="16"/>
+              </w:rPr>
+              <w:t> </w:t>
+            </w:r>
+          </w:p>
+          <w:p>
+            <w:pPr>
+              <w:rPr>
+                <w:rFonts w:ascii="Arial" w:hAnsi="Arial" w:cs="Arial"/>
+                <w:sz w:val="16"/>
+                <w:szCs w:val="16"/>
+              </w:rPr>
+            </w:pPr>
+          </w:p>
+          <w:p>
+            <w:pPr>
+              <w:rPr>
+                <w:rFonts w:ascii="Arial" w:hAnsi="Arial" w:cs="Arial"/>
+                <w:sz w:val="16"/>
+                <w:szCs w:val="16"/>
+              </w:rPr>
+            </w:pPr>
+          </w:p>
+          <w:p>
+            <w:pPr>
+              <w:rPr>
+                <w:rFonts w:ascii="Arial" w:hAnsi="Arial" w:cs="Arial"/>
+                <w:sz w:val="16"/>
+                <w:szCs w:val="16"/>
+              </w:rPr>
+            </w:pPr>
+          </w:p>
+          <w:p>
+            <w:pPr>
+              <w:rPr>
+                <w:rFonts w:ascii="Arial" w:hAnsi="Arial" w:cs="Arial"/>
+                <w:sz w:val="16"/>
+                <w:szCs w:val="16"/>
+              </w:rPr>
+            </w:pPr>
+          </w:p>
+          <w:p>
+            <w:pPr>
+              <w:rPr>
+                <w:rFonts w:ascii="Arial" w:hAnsi="Arial" w:cs="Arial"/>
+                <w:sz w:val="16"/>
+                <w:szCs w:val="16"/>
+              </w:rPr>
+            </w:pPr>
+            <w:r>
+              <w:rPr>
+                <w:rFonts w:ascii="Arial" w:hAnsi="Arial" w:cs="Arial"/>
+                <w:sz w:val="16"/>
+                <w:szCs w:val="16"/>
+              </w:rPr>
+              <w:t>________________________</w:t>
+            </w:r>
+          </w:p>
+          <w:p>
+            <w:pPr>
+              <w:rPr>
+                <w:rFonts w:ascii="Arial" w:hAnsi="Arial" w:cs="Arial"/>
+                <w:sz w:val="16"/>
+                <w:szCs w:val="16"/>
+              </w:rPr>
+            </w:pPr>
+            <w:r>
+              <w:rPr>
+                <w:rFonts w:ascii="Arial" w:hAnsi="Arial" w:cs="Arial"/>
+                <w:sz w:val="16"/>
+                <w:szCs w:val="16"/>
+              </w:rPr>
+              <w:t xml:space="preserve">NIP.  </w:t>
+            </w:r>
+          </w:p>
+        </w:tc>
+        <w:tc>
+          <w:tcPr>
+            <w:tcW w:w="2430" w:type="dxa"/>
+          </w:tcPr>
+          <w:p>
+            <w:pPr>
+              <w:jc w:val="center"/>
+              <w:rPr>
+                <w:rFonts w:ascii="Arial" w:hAnsi="Arial" w:cs="Arial"/>
+                <w:sz w:val="16"/>
+                <w:szCs w:val="16"/>
+              </w:rPr>
+            </w:pPr>
+            <w:r>
+              <w:rPr>
+                <w:rFonts w:ascii="Arial" w:hAnsi="Arial" w:cs="Arial"/>
+                <w:sz w:val="16"/>
+                <w:szCs w:val="16"/>
+              </w:rPr>
+              <w:t>Diketahui oleh :</w:t>
+            </w:r>
+          </w:p>
+          <w:p>
+            <w:pPr>
+              <w:rPr>
+                <w:rFonts w:ascii="Arial" w:hAnsi="Arial" w:cs="Arial"/>
+                <w:sz w:val="16"/>
+                <w:szCs w:val="16"/>
+              </w:rPr>
+            </w:pPr>
+            <w:r>
+              <w:rPr>
+                <w:rFonts w:ascii="Arial" w:hAnsi="Arial" w:cs="Arial"/>
+                <w:sz w:val="16"/>
+                <w:szCs w:val="16"/>
+              </w:rPr>
+              <w:t xml:space="preserve">         .Camat Gegerbitung</w:t>
+            </w:r>
+          </w:p>
+          <w:p>
+            <w:pPr>
+              <w:jc w:val="center"/>
+              <w:rPr>
+                <w:rFonts w:ascii="Arial" w:hAnsi="Arial" w:cs="Arial"/>
+                <w:sz w:val="16"/>
+                <w:szCs w:val="16"/>
+              </w:rPr>
+            </w:pPr>
+            <w:r>
+              <w:rPr>
+                <w:rFonts w:ascii="Arial" w:hAnsi="Arial" w:cs="Arial"/>
+                <w:sz w:val="16"/>
+                <w:szCs w:val="16"/>
+              </w:rPr>
+              <w:t>No ………………… tgl…………………..${TAHUN}</w:t>
+            </w:r>
+            <w:r>
+              <w:rPr>
+                <w:rFonts w:ascii="Arial" w:hAnsi="Arial" w:cs="Arial"/>
+                <w:sz w:val="16"/>
+                <w:szCs w:val="16"/>
+              </w:rPr>
+              <w:t> </w:t>
+            </w:r>
+            <w:r>
+              <w:rPr>
+                <w:rFonts w:ascii="Arial" w:hAnsi="Arial" w:cs="Arial"/>
+                <w:sz w:val="16"/>
+                <w:szCs w:val="16"/>
+              </w:rPr>
+              <w:t> </w:t>
+            </w:r>
+          </w:p>
+          <w:p>
+            <w:pPr>
+              <w:jc w:val="center"/>
+              <w:rPr>
+                <w:rFonts w:ascii="Arial" w:hAnsi="Arial" w:cs="Arial"/>
+                <w:sz w:val="16"/>
+                <w:szCs w:val="16"/>
+              </w:rPr>
+            </w:pPr>
+          </w:p>
+          <w:p>
+            <w:pPr>
+              <w:jc w:val="center"/>
+              <w:rPr>
+                <w:rFonts w:ascii="Arial" w:hAnsi="Arial" w:cs="Arial"/>
+                <w:sz w:val="16"/>
+                <w:szCs w:val="16"/>
+              </w:rPr>
+            </w:pPr>
+          </w:p>
+          <w:p>
+            <w:pPr>
+              <w:jc w:val="center"/>
+              <w:rPr>
+                <w:rFonts w:ascii="Arial" w:hAnsi="Arial" w:cs="Arial"/>
+                <w:sz w:val="16"/>
+                <w:szCs w:val="16"/>
+              </w:rPr>
+            </w:pPr>
+          </w:p>
+          <w:p>
+            <w:pPr>
+              <w:jc w:val="center"/>
+              <w:rPr>
+                <w:rFonts w:ascii="Arial" w:hAnsi="Arial" w:cs="Arial"/>
+                <w:sz w:val="16"/>
+                <w:szCs w:val="16"/>
+              </w:rPr>
+            </w:pPr>
+          </w:p>
+          <w:p>
+            <w:pPr>
+              <w:jc w:val="center"/>
+              <w:rPr>
+                <w:rFonts w:ascii="Arial" w:hAnsi="Arial" w:cs="Arial"/>
+                <w:sz w:val="16"/>
+                <w:szCs w:val="16"/>
+              </w:rPr>
+            </w:pPr>
+          </w:p>
+          <w:p>
+            <w:pPr>
+              <w:rPr>
+                <w:rFonts w:ascii="Arial" w:hAnsi="Arial" w:cs="Arial"/>
+                <w:sz w:val="16"/>
+                <w:szCs w:val="16"/>
+              </w:rPr>
+            </w:pPr>
+          </w:p>
+          <w:p>
+            <w:pPr>
+              <w:rPr>
+                <w:rFonts w:ascii="Arial" w:hAnsi="Arial" w:cs="Arial"/>
+                <w:sz w:val="16"/>
+                <w:szCs w:val="16"/>
+              </w:rPr>
+            </w:pPr>
+            <w:r>
+              <w:rPr>
+                <w:rFonts w:ascii="Arial" w:hAnsi="Arial" w:cs="Arial"/>
+                <w:sz w:val="16"/>
+                <w:szCs w:val="16"/>
+              </w:rPr>
+              <w:t>----------------------------------------</w:t>
+            </w:r>
+          </w:p>
+          <w:p>
+            <w:pPr>
+              <w:rPr>
+                <w:rFonts w:ascii="Arial" w:hAnsi="Arial" w:cs="Arial"/>
+                <w:sz w:val="16"/>
+                <w:szCs w:val="16"/>
+              </w:rPr>
+            </w:pPr>
+            <w:r>
+              <w:rPr>
+                <w:rFonts w:ascii="Arial" w:hAnsi="Arial" w:cs="Arial"/>
+                <w:sz w:val="16"/>
+                <w:szCs w:val="16"/>
+              </w:rPr>
+              <w:t>NIP.</w:t>
+            </w:r>
+          </w:p>
+        </w:tc>
+        <w:tc>
+          <w:tcPr>
+            <w:tcW w:w="2100" w:type="dxa"/>
+          </w:tcPr>
+          <w:p>
+            <w:pPr>
+              <w:jc w:val="center"/>
+              <w:rPr>
+                <w:rFonts w:ascii="Arial" w:hAnsi="Arial" w:cs="Arial"/>
+                <w:sz w:val="16"/>
+                <w:szCs w:val="16"/>
+              </w:rPr>
+            </w:pPr>
+          </w:p>
+          <w:p>
+            <w:pPr>
+              <w:jc w:val="center"/>
+              <w:rPr>
+                <w:rFonts w:ascii="Arial" w:hAnsi="Arial" w:cs="Arial"/>
+                <w:sz w:val="16"/>
+                <w:szCs w:val="16"/>
+              </w:rPr>
+            </w:pPr>
+            <w:r>
+              <w:rPr>
+                <w:rFonts w:ascii="Arial" w:hAnsi="Arial" w:cs="Arial"/>
+                <w:sz w:val="16"/>
+                <w:szCs w:val="16"/>
+              </w:rPr>
+              <w:t>Pemohon,</w:t>
+            </w:r>
+          </w:p>
+          <w:p>
+            <w:pPr>
+              <w:jc w:val="center"/>
+              <w:rPr>
+                <w:rFonts w:ascii="Arial" w:hAnsi="Arial" w:cs="Arial"/>
+                <w:sz w:val="16"/>
+                <w:szCs w:val="16"/>
+              </w:rPr>
+            </w:pPr>
+          </w:p>
+          <w:p>
+            <w:pPr>
+              <w:jc w:val="center"/>
+              <w:rPr>
+                <w:rFonts w:ascii="Arial" w:hAnsi="Arial" w:cs="Arial"/>
+                <w:sz w:val="16"/>
+                <w:szCs w:val="16"/>
+              </w:rPr>
+            </w:pPr>
+          </w:p>
+          <w:p>
+            <w:pPr>
+              <w:jc w:val="center"/>
+              <w:rPr>
+                <w:rFonts w:ascii="Arial" w:hAnsi="Arial" w:cs="Arial"/>
+                <w:sz w:val="16"/>
+                <w:szCs w:val="16"/>
+              </w:rPr>
+            </w:pPr>
+          </w:p>
+          <w:p>
+            <w:pPr>
+              <w:jc w:val="center"/>
+              <w:rPr>
+                <w:rFonts w:ascii="Arial" w:hAnsi="Arial" w:cs="Arial"/>
+                <w:sz w:val="16"/>
+                <w:szCs w:val="16"/>
+              </w:rPr>
+            </w:pPr>
+          </w:p>
+          <w:p>
+            <w:pPr>
+              <w:jc w:val="center"/>
+              <w:rPr>
+                <w:rFonts w:ascii="Arial" w:hAnsi="Arial" w:cs="Arial"/>
+                <w:sz w:val="16"/>
+                <w:szCs w:val="16"/>
+              </w:rPr>
+            </w:pPr>
+          </w:p>
+          <w:p>
+            <w:pPr>
+              <w:rPr>
+                <w:rFonts w:ascii="Arial" w:hAnsi="Arial" w:cs="Arial"/>
+                <w:sz w:val="16"/>
+                <w:szCs w:val="16"/>
+              </w:rPr>
+            </w:pPr>
+          </w:p>
+          <w:p>
+            <w:pPr>
+              <w:jc w:val="center"/>
+              <w:rPr>
+                <w:rFonts w:ascii="Arial" w:hAnsi="Arial" w:cs="Arial"/>
+                <w:sz w:val="16"/>
+                <w:szCs w:val="16"/>
+              </w:rPr>
+            </w:pPr>
+          </w:p>
+          <w:p>
+            <w:pPr>
+              <w:jc w:val="center"/>
+              <w:rPr>
+                <w:rFonts w:ascii="Arial" w:hAnsi="Arial" w:cs="Arial"/>
+                <w:sz w:val="16"/>
+                <w:szCs w:val="16"/>
+              </w:rPr>
+            </w:pPr>
+          </w:p>
+          <w:p>
+            <w:pPr>
+              <w:jc w:val="center"/>
+              <w:rPr>
+                <w:rFonts w:ascii="Arial" w:hAnsi="Arial" w:cs="Arial"/>
+                <w:b/>
+                <w:sz w:val="16"/>
+                <w:szCs w:val="16"/>
+              </w:rPr>
+            </w:pPr>
+            <w:r>
+              <w:rPr>
+                <w:rFonts w:ascii="Arial" w:hAnsi="Arial" w:cs="Arial"/>
+                <w:b/>
+                <w:sz w:val="16"/>
+                <w:szCs w:val="16"/>
+              </w:rPr>
+              <w:t>${NAMA_LENGKAP}</w:t>
+            </w:r>
+            <w:r>
+              <w:rPr>
+                <w:rFonts w:ascii="Arial" w:hAnsi="Arial" w:cs="Arial"/>
+                <w:b/>
                 <w:sz w:val="16"/>
                 <w:szCs w:val="16"/>
               </w:rPr>
               <w:t xml:space="preserve"> </w:t>
             </w:r>
-            <w:proofErr w:type="spellStart"/>
-            <w:r>
-              <w:rPr>
-                <w:rFonts w:ascii="Arial" w:hAnsi="Arial" w:cs="Arial"/>
-                <w:sz w:val="16"/>
-                <w:szCs w:val="16"/>
-              </w:rPr>
-              <w:t>Dafduk</w:t>
-            </w:r>
-            <w:proofErr w:type="spellEnd"/>
-          </w:p>
-          <w:p>
-            <w:pPr>
-              <w:rPr>
-                <w:rFonts w:ascii="Arial" w:hAnsi="Arial" w:cs="Arial"/>
-                <w:sz w:val="16"/>
-                <w:szCs w:val="16"/>
-              </w:rPr>
-            </w:pPr>
-            <w:r>
-              <w:rPr>
-                <w:rFonts w:ascii="Arial" w:hAnsi="Arial" w:cs="Arial"/>
-                <w:sz w:val="16"/>
-                <w:szCs w:val="16"/>
-              </w:rPr>
-              <w:t>Ub. Kasi ………………………………………...</w:t>
-            </w:r>
-          </w:p>
-          <w:p>
-            <w:pPr>
-              <w:rPr>
-                <w:rFonts w:ascii="Arial" w:hAnsi="Arial" w:cs="Arial"/>
-                <w:sz w:val="16"/>
-                <w:szCs w:val="16"/>
-              </w:rPr>
-            </w:pPr>
-            <w:r>
-              <w:rPr>
-                <w:rFonts w:ascii="Arial" w:hAnsi="Arial" w:cs="Arial"/>
-                <w:sz w:val="16"/>
-                <w:szCs w:val="16"/>
-              </w:rPr>
-              <w:t xml:space="preserve">No ………………… </w:t>
-            </w:r>
-            <w:proofErr w:type="spellStart"/>
-            <w:r>
-              <w:rPr>
-                <w:rFonts w:ascii="Arial" w:hAnsi="Arial" w:cs="Arial"/>
-                <w:sz w:val="16"/>
-                <w:szCs w:val="16"/>
-              </w:rPr>
-              <w:t>tgl</w:t>
-            </w:r>
-            <w:proofErr w:type="spellEnd"/>
-            <w:r>
-              <w:rPr>
-                <w:rFonts w:ascii="Arial" w:hAnsi="Arial" w:cs="Arial"/>
-                <w:sz w:val="16"/>
-                <w:szCs w:val="16"/>
-              </w:rPr>
-              <w:t>…………………..20</w:t>
-            </w:r>
-            <w:r>
-              <w:rPr>
-                <w:rFonts w:ascii="Arial" w:hAnsi="Arial" w:cs="Arial"/>
-                <w:sz w:val="16"/>
-                <w:szCs w:val="16"/>
-              </w:rPr>
-              <w:t>2</w:t>
-            </w:r>
-            <w:r>
-              <w:rPr>
-                <w:rFonts w:ascii="Arial" w:hAnsi="Arial" w:cs="Arial"/>
-                <w:sz w:val="16"/>
-                <w:szCs w:val="16"/>
-              </w:rPr>
-              <w:t>5</w:t>
-            </w:r>
-          </w:p>
-          <w:p>
-            <w:pPr>
-              <w:rPr>
-                <w:rFonts w:ascii="Arial" w:hAnsi="Arial" w:cs="Arial"/>
-                <w:sz w:val="16"/>
-                <w:szCs w:val="16"/>
-              </w:rPr>
-            </w:pPr>
-          </w:p>
-          <w:p>
-            <w:pPr>
-              <w:rPr>
-                <w:rFonts w:ascii="Arial" w:hAnsi="Arial" w:cs="Arial"/>
-                <w:sz w:val="16"/>
-                <w:szCs w:val="16"/>
-              </w:rPr>
-            </w:pPr>
-          </w:p>
-          <w:p>
-            <w:pPr>
-              <w:rPr>
-                <w:rFonts w:ascii="Arial" w:hAnsi="Arial" w:cs="Arial"/>
-                <w:sz w:val="16"/>
-                <w:szCs w:val="16"/>
-              </w:rPr>
-            </w:pPr>
-          </w:p>
-          <w:p>
-            <w:pPr>
-              <w:rPr>
-                <w:rFonts w:ascii="Arial" w:hAnsi="Arial" w:cs="Arial"/>
-                <w:sz w:val="16"/>
-                <w:szCs w:val="16"/>
-              </w:rPr>
-            </w:pPr>
-          </w:p>
-          <w:p>
-            <w:pPr>
-              <w:rPr>
-                <w:rFonts w:ascii="Arial" w:hAnsi="Arial" w:cs="Arial"/>
-                <w:sz w:val="16"/>
-                <w:szCs w:val="16"/>
-              </w:rPr>
-            </w:pPr>
-            <w:r>
-              <w:rPr>
-                <w:rFonts w:ascii="Arial" w:hAnsi="Arial" w:cs="Arial"/>
-                <w:sz w:val="16"/>
-                <w:szCs w:val="16"/>
-              </w:rPr>
-              <w:t>________________________</w:t>
-            </w:r>
-          </w:p>
-          <w:p>
-            <w:pPr>
-              <w:rPr>
-                <w:rFonts w:ascii="Arial" w:hAnsi="Arial" w:cs="Arial"/>
-                <w:sz w:val="16"/>
-                <w:szCs w:val="16"/>
-              </w:rPr>
-            </w:pPr>
-            <w:r>
-              <w:rPr>
-                <w:rFonts w:ascii="Arial" w:hAnsi="Arial" w:cs="Arial"/>
-                <w:sz w:val="16"/>
-                <w:szCs w:val="16"/>
-              </w:rPr>
-              <w:t xml:space="preserve">NIP.  </w:t>
-            </w:r>
-          </w:p>
-        </w:tc>
-        <w:tc>
-          <w:tcPr>
-            <w:tcW w:w="2430" w:type="dxa"/>
-          </w:tcPr>
-          <w:p>
-            <w:pPr>
-              <w:jc w:val="center"/>
-              <w:rPr>
-                <w:rFonts w:ascii="Arial" w:hAnsi="Arial" w:cs="Arial"/>
-                <w:sz w:val="16"/>
-                <w:szCs w:val="16"/>
-              </w:rPr>
-            </w:pPr>
-            <w:proofErr w:type="spellStart"/>
-            <w:r>
-              <w:rPr>
-                <w:rFonts w:ascii="Arial" w:hAnsi="Arial" w:cs="Arial"/>
-                <w:sz w:val="16"/>
-                <w:szCs w:val="16"/>
-              </w:rPr>
-              <w:t>Diketahui</w:t>
-            </w:r>
-            <w:proofErr w:type="spellEnd"/>
-            <w:r>
-              <w:rPr>
-                <w:rFonts w:ascii="Arial" w:hAnsi="Arial" w:cs="Arial"/>
-                <w:sz w:val="16"/>
-                <w:szCs w:val="16"/>
-              </w:rPr>
-              <w:t xml:space="preserve"> oleh :</w:t>
-            </w:r>
-          </w:p>
-          <w:p>
-            <w:pPr>
-              <w:rPr>
-                <w:rFonts w:ascii="Arial" w:hAnsi="Arial" w:cs="Arial"/>
-                <w:sz w:val="16"/>
-                <w:szCs w:val="16"/>
-              </w:rPr>
-            </w:pPr>
-            <w:r>
-              <w:rPr>
-                <w:rFonts w:ascii="Arial" w:hAnsi="Arial" w:cs="Arial"/>
-                <w:sz w:val="16"/>
-                <w:szCs w:val="16"/>
-              </w:rPr>
-              <w:t xml:space="preserve">         .Camat </w:t>
-            </w:r>
-            <w:proofErr w:type="spellStart"/>
-            <w:r>
-              <w:rPr>
-                <w:rFonts w:ascii="Arial" w:hAnsi="Arial" w:cs="Arial"/>
-                <w:sz w:val="16"/>
-                <w:szCs w:val="16"/>
-              </w:rPr>
-              <w:t>Gegerbitung</w:t>
-            </w:r>
-            <w:proofErr w:type="spellEnd"/>
-          </w:p>
-          <w:p>
-            <w:pPr>
-              <w:jc w:val="center"/>
-              <w:rPr>
-                <w:rFonts w:ascii="Arial" w:hAnsi="Arial" w:cs="Arial"/>
-                <w:sz w:val="16"/>
-                <w:szCs w:val="16"/>
-              </w:rPr>
-            </w:pPr>
-            <w:r>
-              <w:rPr>
-                <w:rFonts w:ascii="Arial" w:hAnsi="Arial" w:cs="Arial"/>
-                <w:sz w:val="16"/>
-                <w:szCs w:val="16"/>
-              </w:rPr>
-              <w:t xml:space="preserve">No ………………… </w:t>
-            </w:r>
-            <w:proofErr w:type="spellStart"/>
-            <w:r>
-              <w:rPr>
-                <w:rFonts w:ascii="Arial" w:hAnsi="Arial" w:cs="Arial"/>
-                <w:sz w:val="16"/>
-                <w:szCs w:val="16"/>
-              </w:rPr>
-              <w:t>tgl</w:t>
-            </w:r>
-            <w:proofErr w:type="spellEnd"/>
-            <w:r>
-              <w:rPr>
-                <w:rFonts w:ascii="Arial" w:hAnsi="Arial" w:cs="Arial"/>
-                <w:sz w:val="16"/>
-                <w:szCs w:val="16"/>
-              </w:rPr>
-              <w:t>…………………..20</w:t>
-            </w:r>
-            <w:r>
-              <w:rPr>
-                <w:rFonts w:ascii="Arial" w:hAnsi="Arial" w:cs="Arial"/>
-                <w:sz w:val="16"/>
-                <w:szCs w:val="16"/>
-              </w:rPr>
-              <w:t>2</w:t>
-            </w:r>
-            <w:r>
-              <w:rPr>
-                <w:rFonts w:ascii="Arial" w:hAnsi="Arial" w:cs="Arial"/>
-                <w:sz w:val="16"/>
-                <w:szCs w:val="16"/>
-              </w:rPr>
-              <w:t>5</w:t>
-            </w:r>
-          </w:p>
-          <w:p>
-            <w:pPr>
-              <w:jc w:val="center"/>
-              <w:rPr>
-                <w:rFonts w:ascii="Arial" w:hAnsi="Arial" w:cs="Arial"/>
-                <w:sz w:val="16"/>
-                <w:szCs w:val="16"/>
-              </w:rPr>
-            </w:pPr>
-          </w:p>
-          <w:p>
-            <w:pPr>
-              <w:jc w:val="center"/>
-              <w:rPr>
-                <w:rFonts w:ascii="Arial" w:hAnsi="Arial" w:cs="Arial"/>
-                <w:sz w:val="16"/>
-                <w:szCs w:val="16"/>
-              </w:rPr>
-            </w:pPr>
-          </w:p>
-          <w:p>
-            <w:pPr>
-              <w:jc w:val="center"/>
-              <w:rPr>
-                <w:rFonts w:ascii="Arial" w:hAnsi="Arial" w:cs="Arial"/>
-                <w:sz w:val="16"/>
-                <w:szCs w:val="16"/>
-              </w:rPr>
-            </w:pPr>
-          </w:p>
-          <w:p>
-            <w:pPr>
-              <w:jc w:val="center"/>
-              <w:rPr>
-                <w:rFonts w:ascii="Arial" w:hAnsi="Arial" w:cs="Arial"/>
-                <w:sz w:val="16"/>
-                <w:szCs w:val="16"/>
-              </w:rPr>
-            </w:pPr>
-          </w:p>
-          <w:p>
-            <w:pPr>
-              <w:jc w:val="center"/>
-              <w:rPr>
-                <w:rFonts w:ascii="Arial" w:hAnsi="Arial" w:cs="Arial"/>
-                <w:sz w:val="16"/>
-                <w:szCs w:val="16"/>
-              </w:rPr>
-            </w:pPr>
-          </w:p>
-          <w:p>
-            <w:pPr>
-              <w:rPr>
-                <w:rFonts w:ascii="Arial" w:hAnsi="Arial" w:cs="Arial"/>
-                <w:sz w:val="16"/>
-                <w:szCs w:val="16"/>
-              </w:rPr>
-            </w:pPr>
-          </w:p>
-          <w:p>
-            <w:pPr>
-              <w:rPr>
-                <w:rFonts w:ascii="Arial" w:hAnsi="Arial" w:cs="Arial"/>
-                <w:sz w:val="16"/>
-                <w:szCs w:val="16"/>
-              </w:rPr>
-            </w:pPr>
-            <w:r>
-              <w:rPr>
-                <w:rFonts w:ascii="Arial" w:hAnsi="Arial" w:cs="Arial"/>
-                <w:sz w:val="16"/>
-                <w:szCs w:val="16"/>
-              </w:rPr>
-              <w:t>----------------------------------------</w:t>
-            </w:r>
-          </w:p>
-          <w:p>
-            <w:pPr>
-              <w:rPr>
-                <w:rFonts w:ascii="Arial" w:hAnsi="Arial" w:cs="Arial"/>
-                <w:sz w:val="16"/>
-                <w:szCs w:val="16"/>
-              </w:rPr>
-            </w:pPr>
-            <w:r>
-              <w:rPr>
-                <w:rFonts w:ascii="Arial" w:hAnsi="Arial" w:cs="Arial"/>
-                <w:sz w:val="16"/>
-                <w:szCs w:val="16"/>
-              </w:rPr>
-              <w:t>NIP.</w:t>
-            </w:r>
-          </w:p>
-        </w:tc>
-        <w:tc>
-          <w:tcPr>
-            <w:tcW w:w="2100" w:type="dxa"/>
-          </w:tcPr>
-          <w:p>
-            <w:pPr>
-              <w:jc w:val="center"/>
-              <w:rPr>
-                <w:rFonts w:ascii="Arial" w:hAnsi="Arial" w:cs="Arial"/>
-                <w:sz w:val="16"/>
-                <w:szCs w:val="16"/>
-              </w:rPr>
-            </w:pPr>
-          </w:p>
-          <w:p>
-            <w:pPr>
-              <w:jc w:val="center"/>
-              <w:rPr>
-                <w:rFonts w:ascii="Arial" w:hAnsi="Arial" w:cs="Arial"/>
-                <w:sz w:val="16"/>
-                <w:szCs w:val="16"/>
-              </w:rPr>
-            </w:pPr>
-            <w:proofErr w:type="spellStart"/>
-            <w:r>
-              <w:rPr>
-                <w:rFonts w:ascii="Arial" w:hAnsi="Arial" w:cs="Arial"/>
-                <w:sz w:val="16"/>
-                <w:szCs w:val="16"/>
-              </w:rPr>
-              <w:t>Pemohon</w:t>
-            </w:r>
-            <w:proofErr w:type="spellEnd"/>
-            <w:r>
-              <w:rPr>
-                <w:rFonts w:ascii="Arial" w:hAnsi="Arial" w:cs="Arial"/>
-                <w:sz w:val="16"/>
-                <w:szCs w:val="16"/>
-              </w:rPr>
-              <w:t>,</w:t>
-            </w:r>
-          </w:p>
-          <w:p>
-            <w:pPr>
-              <w:jc w:val="center"/>
-              <w:rPr>
-                <w:rFonts w:ascii="Arial" w:hAnsi="Arial" w:cs="Arial"/>
-                <w:sz w:val="16"/>
-                <w:szCs w:val="16"/>
-              </w:rPr>
-            </w:pPr>
-          </w:p>
-          <w:p>
-            <w:pPr>
-              <w:jc w:val="center"/>
-              <w:rPr>
-                <w:rFonts w:ascii="Arial" w:hAnsi="Arial" w:cs="Arial"/>
-                <w:sz w:val="16"/>
-                <w:szCs w:val="16"/>
-              </w:rPr>
-            </w:pPr>
-          </w:p>
-          <w:p>
-            <w:pPr>
-              <w:jc w:val="center"/>
-              <w:rPr>
-                <w:rFonts w:ascii="Arial" w:hAnsi="Arial" w:cs="Arial"/>
-                <w:sz w:val="16"/>
-                <w:szCs w:val="16"/>
-              </w:rPr>
-            </w:pPr>
-          </w:p>
-          <w:p>
-            <w:pPr>
-              <w:jc w:val="center"/>
-              <w:rPr>
-                <w:rFonts w:ascii="Arial" w:hAnsi="Arial" w:cs="Arial"/>
-                <w:sz w:val="16"/>
-                <w:szCs w:val="16"/>
-              </w:rPr>
-            </w:pPr>
-          </w:p>
-          <w:p>
-            <w:pPr>
-              <w:jc w:val="center"/>
-              <w:rPr>
-                <w:rFonts w:ascii="Arial" w:hAnsi="Arial" w:cs="Arial"/>
-                <w:sz w:val="16"/>
-                <w:szCs w:val="16"/>
-              </w:rPr>
-            </w:pPr>
-          </w:p>
-          <w:p>
-            <w:pPr>
-              <w:rPr>
-                <w:rFonts w:ascii="Arial" w:hAnsi="Arial" w:cs="Arial"/>
-                <w:sz w:val="16"/>
-                <w:szCs w:val="16"/>
-              </w:rPr>
-            </w:pPr>
-          </w:p>
-          <w:p>
-            <w:pPr>
-              <w:jc w:val="center"/>
-              <w:rPr>
-                <w:rFonts w:ascii="Arial" w:hAnsi="Arial" w:cs="Arial"/>
-                <w:sz w:val="16"/>
-                <w:szCs w:val="16"/>
-              </w:rPr>
-            </w:pPr>
-          </w:p>
-          <w:p>
-            <w:pPr>
-              <w:jc w:val="center"/>
-              <w:rPr>
-                <w:rFonts w:ascii="Arial" w:hAnsi="Arial" w:cs="Arial"/>
-                <w:sz w:val="16"/>
-                <w:szCs w:val="16"/>
-              </w:rPr>
-            </w:pPr>
-          </w:p>
-          <w:p>
-            <w:pPr>
-              <w:jc w:val="center"/>
-              <w:rPr>
-                <w:rFonts w:ascii="Arial" w:hAnsi="Arial" w:cs="Arial"/>
-                <w:b/>
-                <w:sz w:val="16"/>
-                <w:szCs w:val="16"/>
-              </w:rPr>
-            </w:pPr>
-            <w:r>
-              <w:rPr>
-                <w:rFonts w:ascii="Arial" w:hAnsi="Arial" w:cs="Arial"/>
-                <w:b/>
-                <w:sz w:val="16"/>
-                <w:szCs w:val="16"/>
-              </w:rPr>
-              <w:t>MOCH.DZIKRI LUTFI MUBAROK</w:t>
+          </w:p>
+        </w:tc>
+        <w:tc>
+          <w:tcPr>
+            <w:tcW w:w="3685" w:type="dxa"/>
+          </w:tcPr>
+          <w:p>
+            <w:pPr>
+              <w:jc w:val="center"/>
+              <w:rPr>
+                <w:rFonts w:ascii="Arial" w:hAnsi="Arial" w:cs="Arial"/>
+                <w:sz w:val="16"/>
+                <w:szCs w:val="16"/>
+              </w:rPr>
+            </w:pPr>
+          </w:p>
+          <w:p>
+            <w:pPr>
+              <w:jc w:val="center"/>
+              <w:rPr>
+                <w:rFonts w:ascii="Arial" w:hAnsi="Arial" w:cs="Arial"/>
+                <w:sz w:val="16"/>
+                <w:szCs w:val="16"/>
+              </w:rPr>
+            </w:pPr>
+            <w:r>
+              <w:rPr>
+                <w:rFonts w:ascii="Arial" w:hAnsi="Arial" w:cs="Arial"/>
+                <w:sz w:val="16"/>
+                <w:szCs w:val="16"/>
+              </w:rPr>
+              <w:t>Dikeluarkan oleh :</w:t>
+            </w:r>
+          </w:p>
+          <w:p>
+            <w:pPr>
+              <w:jc w:val="center"/>
+              <w:rPr>
+                <w:rFonts w:ascii="Arial" w:hAnsi="Arial" w:cs="Arial"/>
+                <w:sz w:val="16"/>
+                <w:szCs w:val="16"/>
+              </w:rPr>
+            </w:pPr>
+            <w:r>
+              <w:rPr>
+                <w:rFonts w:ascii="Arial" w:hAnsi="Arial" w:cs="Arial"/>
+                <w:sz w:val="16"/>
+                <w:szCs w:val="16"/>
+              </w:rPr>
+              <w:t>Kepala Desa Caringin</w:t>
+            </w:r>
+          </w:p>
+          <w:p>
+            <w:pPr>
+              <w:rPr>
+                <w:rFonts w:ascii="Arial" w:hAnsi="Arial" w:cs="Arial"/>
+                <w:b/>
+                <w:sz w:val="16"/>
+                <w:szCs w:val="16"/>
+              </w:rPr>
+            </w:pPr>
+            <w:r>
+              <w:rPr>
+                <w:rFonts w:ascii="Arial" w:hAnsi="Arial" w:cs="Arial"/>
+                <w:b/>
+                <w:sz w:val="16"/>
+                <w:szCs w:val="16"/>
+              </w:rPr>
+              <w:t xml:space="preserve">No </w:t>
+            </w:r>
+            <w:r>
+              <w:rPr>
+                <w:rFonts w:ascii="Arial" w:hAnsi="Arial" w:cs="Arial"/>
+                <w:b/>
+                <w:sz w:val="16"/>
+                <w:szCs w:val="16"/>
+              </w:rPr>
+              <w:t>${NOMOR_SURAT}</w:t>
+            </w:r>
+            <w:r>
+              <w:rPr>
+                <w:rFonts w:ascii="Arial" w:hAnsi="Arial" w:cs="Arial"/>
+                <w:b/>
+                <w:sz w:val="16"/>
+                <w:szCs w:val="16"/>
+              </w:rPr>
+              <w:t> </w:t>
+            </w:r>
+            <w:r>
+              <w:rPr>
+                <w:rFonts w:ascii="Arial" w:hAnsi="Arial" w:cs="Arial"/>
+                <w:b/>
+                <w:sz w:val="16"/>
+                <w:szCs w:val="16"/>
+              </w:rPr>
+              <w:t> </w:t>
+            </w:r>
+            <w:r>
+              <w:rPr>
+                <w:rFonts w:ascii="Arial" w:hAnsi="Arial" w:cs="Arial"/>
+                <w:b/>
+                <w:sz w:val="16"/>
+                <w:szCs w:val="16"/>
+              </w:rPr>
+              <w:t> </w:t>
             </w:r>
             <w:r>
               <w:rPr>
@@ -8040,182 +7434,6 @@
               </w:rPr>
               <w:t xml:space="preserve"> </w:t>
             </w:r>
-          </w:p>
-        </w:tc>
-        <w:tc>
-          <w:tcPr>
-            <w:tcW w:w="3685" w:type="dxa"/>
-          </w:tcPr>
-          <w:p>
-            <w:pPr>
-              <w:jc w:val="center"/>
-              <w:rPr>
-                <w:rFonts w:ascii="Arial" w:hAnsi="Arial" w:cs="Arial"/>
-                <w:sz w:val="16"/>
-                <w:szCs w:val="16"/>
-              </w:rPr>
-            </w:pPr>
-          </w:p>
-          <w:p>
-            <w:pPr>
-              <w:jc w:val="center"/>
-              <w:rPr>
-                <w:rFonts w:ascii="Arial" w:hAnsi="Arial" w:cs="Arial"/>
-                <w:sz w:val="16"/>
-                <w:szCs w:val="16"/>
-              </w:rPr>
-            </w:pPr>
-            <w:proofErr w:type="spellStart"/>
-            <w:r>
-              <w:rPr>
-                <w:rFonts w:ascii="Arial" w:hAnsi="Arial" w:cs="Arial"/>
-                <w:sz w:val="16"/>
-                <w:szCs w:val="16"/>
-              </w:rPr>
-              <w:t>Dikeluarkan</w:t>
-            </w:r>
-            <w:proofErr w:type="spellEnd"/>
-            <w:r>
-              <w:rPr>
-                <w:rFonts w:ascii="Arial" w:hAnsi="Arial" w:cs="Arial"/>
-                <w:sz w:val="16"/>
-                <w:szCs w:val="16"/>
-              </w:rPr>
-              <w:t xml:space="preserve"> oleh :</w:t>
-            </w:r>
-          </w:p>
-          <w:p>
-            <w:pPr>
-              <w:jc w:val="center"/>
-              <w:rPr>
-                <w:rFonts w:ascii="Arial" w:hAnsi="Arial" w:cs="Arial"/>
-                <w:sz w:val="16"/>
-                <w:szCs w:val="16"/>
-              </w:rPr>
-            </w:pPr>
-            <w:proofErr w:type="spellStart"/>
-            <w:r>
-              <w:rPr>
-                <w:rFonts w:ascii="Arial" w:hAnsi="Arial" w:cs="Arial"/>
-                <w:sz w:val="16"/>
-                <w:szCs w:val="16"/>
-              </w:rPr>
-              <w:t>Kepala</w:t>
-            </w:r>
-            <w:proofErr w:type="spellEnd"/>
-            <w:r>
-              <w:rPr>
-                <w:rFonts w:ascii="Arial" w:hAnsi="Arial" w:cs="Arial"/>
-                <w:sz w:val="16"/>
-                <w:szCs w:val="16"/>
-              </w:rPr>
-              <w:t xml:space="preserve"> Desa </w:t>
-            </w:r>
-            <w:proofErr w:type="spellStart"/>
-            <w:r>
-              <w:rPr>
-                <w:rFonts w:ascii="Arial" w:hAnsi="Arial" w:cs="Arial"/>
-                <w:sz w:val="16"/>
-                <w:szCs w:val="16"/>
-              </w:rPr>
-              <w:t>Caringin</w:t>
-            </w:r>
-            <w:proofErr w:type="spellEnd"/>
-          </w:p>
-          <w:p>
-            <w:pPr>
-              <w:rPr>
-                <w:rFonts w:ascii="Arial" w:hAnsi="Arial" w:cs="Arial"/>
-                <w:b/>
-                <w:sz w:val="16"/>
-                <w:szCs w:val="16"/>
-              </w:rPr>
-            </w:pPr>
-            <w:r>
-              <w:rPr>
-                <w:rFonts w:ascii="Arial" w:hAnsi="Arial" w:cs="Arial"/>
-                <w:b/>
-                <w:sz w:val="16"/>
-                <w:szCs w:val="16"/>
-              </w:rPr>
-              <w:t xml:space="preserve">No </w:t>
-            </w:r>
-            <w:r>
-              <w:rPr>
-                <w:rFonts w:ascii="Arial" w:hAnsi="Arial" w:cs="Arial"/>
-                <w:b/>
-                <w:sz w:val="16"/>
-                <w:szCs w:val="16"/>
-              </w:rPr>
-              <w:t>400.10.2.2</w:t>
-            </w:r>
-            <w:r>
-              <w:rPr>
-                <w:rFonts w:ascii="Arial" w:hAnsi="Arial" w:cs="Arial"/>
-                <w:b/>
-                <w:sz w:val="16"/>
-                <w:szCs w:val="16"/>
-              </w:rPr>
-              <w:t>/     /</w:t>
-            </w:r>
-            <w:proofErr w:type="spellStart"/>
-            <w:r>
-              <w:rPr>
-                <w:rFonts w:ascii="Arial" w:hAnsi="Arial" w:cs="Arial"/>
-                <w:b/>
-                <w:sz w:val="16"/>
-                <w:szCs w:val="16"/>
-              </w:rPr>
-              <w:t>Tapem</w:t>
-            </w:r>
-            <w:proofErr w:type="spellEnd"/>
-            <w:r>
-              <w:rPr>
-                <w:rFonts w:ascii="Arial" w:hAnsi="Arial" w:cs="Arial"/>
-                <w:b/>
-                <w:sz w:val="16"/>
-                <w:szCs w:val="16"/>
-              </w:rPr>
-              <w:t xml:space="preserve"> 20</w:t>
-            </w:r>
-            <w:r>
-              <w:rPr>
-                <w:rFonts w:ascii="Arial" w:hAnsi="Arial" w:cs="Arial"/>
-                <w:b/>
-                <w:sz w:val="16"/>
-                <w:szCs w:val="16"/>
-              </w:rPr>
-              <w:t>2</w:t>
-            </w:r>
-            <w:r>
-              <w:rPr>
-                <w:rFonts w:ascii="Arial" w:hAnsi="Arial" w:cs="Arial"/>
-                <w:b/>
-                <w:sz w:val="16"/>
-                <w:szCs w:val="16"/>
-              </w:rPr>
-              <w:t>5</w:t>
-            </w:r>
-            <w:r>
-              <w:rPr>
-                <w:rFonts w:ascii="Arial" w:hAnsi="Arial" w:cs="Arial"/>
-                <w:b/>
-                <w:sz w:val="16"/>
-                <w:szCs w:val="16"/>
-              </w:rPr>
-              <w:t xml:space="preserve">  </w:t>
-            </w:r>
-            <w:proofErr w:type="spellStart"/>
-            <w:r>
-              <w:rPr>
-                <w:rFonts w:ascii="Arial" w:hAnsi="Arial" w:cs="Arial"/>
-                <w:b/>
-                <w:sz w:val="16"/>
-                <w:szCs w:val="16"/>
-              </w:rPr>
-              <w:t>tgl</w:t>
-            </w:r>
-            <w:proofErr w:type="spellEnd"/>
             <w:r>
               <w:rPr>
                 <w:rFonts w:ascii="Arial" w:hAnsi="Arial" w:cs="Arial"/>
@@ -8232,7 +7450,7 @@
                 <w:sz w:val="16"/>
                 <w:szCs w:val="16"/>
               </w:rPr>
-              <w:t>26-09-2025</w:t>
+              <w:t>${TANGGAL_SEKARANG}</w:t>
             </w:r>
           </w:p>
           <w:p>
@@ -8313,7 +7531,7 @@
                 <w:sz w:val="16"/>
                 <w:szCs w:val="16"/>
               </w:rPr>
-              <w:t>MARPUDIN</w:t>
+              <w:t>${KEPALA_DESA}</w:t>
             </w:r>
             <w:r>
               <w:rPr>
@@ -8472,34 +7690,14 @@
                 <w:szCs w:val="16"/>
               </w:rPr>
             </w:pPr>
-            <w:proofErr w:type="spellStart"/>
-            <w:r>
-              <w:rPr>
-                <w:rFonts w:ascii="Arial" w:hAnsi="Arial" w:cs="Arial"/>
-                <w:sz w:val="16"/>
-                <w:szCs w:val="16"/>
-              </w:rPr>
-              <w:t>Nomor</w:t>
-            </w:r>
-            <w:proofErr w:type="spellEnd"/>
-            <w:r>
-              <w:rPr>
-                <w:rFonts w:ascii="Arial" w:hAnsi="Arial" w:cs="Arial"/>
-                <w:sz w:val="16"/>
-                <w:szCs w:val="16"/>
-              </w:rPr>
-              <w:t xml:space="preserve"> Kartu </w:t>
-            </w:r>
-            <w:proofErr w:type="spellStart"/>
-            <w:r>
-              <w:rPr>
-                <w:rFonts w:ascii="Arial" w:hAnsi="Arial" w:cs="Arial"/>
-                <w:sz w:val="16"/>
-                <w:szCs w:val="16"/>
-              </w:rPr>
-              <w:t>Keluarga</w:t>
-            </w:r>
-            <w:proofErr w:type="spellEnd"/>
+            <w:r>
+              <w:rPr>
+                <w:rFonts w:ascii="Arial" w:hAnsi="Arial" w:cs="Arial"/>
+                <w:sz w:val="16"/>
+                <w:szCs w:val="16"/>
+              </w:rPr>
+              <w:t>Nomor Kartu Keluarga</w:t>
+            </w:r>
           </w:p>
         </w:tc>
         <w:tc>
@@ -8825,36 +8023,8 @@
                 <w:sz w:val="16"/>
                 <w:szCs w:val="16"/>
               </w:rPr>
-              <w:t xml:space="preserve">Nama </w:t>
-            </w:r>
-            <w:proofErr w:type="spellStart"/>
-            <w:r>
-              <w:rPr>
-                <w:rFonts w:ascii="Arial" w:hAnsi="Arial" w:cs="Arial"/>
-                <w:sz w:val="16"/>
-                <w:szCs w:val="16"/>
-              </w:rPr>
-              <w:t>Kepala</w:t>
-            </w:r>
-            <w:proofErr w:type="spellEnd"/>
-            <w:r>
-              <w:rPr>
-                <w:rFonts w:ascii="Arial" w:hAnsi="Arial" w:cs="Arial"/>
-                <w:sz w:val="16"/>
-                <w:szCs w:val="16"/>
-              </w:rPr>
-              <w:t xml:space="preserve"> </w:t>
-            </w:r>
-            <w:proofErr w:type="spellStart"/>
-            <w:r>
-              <w:rPr>
-                <w:rFonts w:ascii="Arial" w:hAnsi="Arial" w:cs="Arial"/>
-                <w:sz w:val="16"/>
-                <w:szCs w:val="16"/>
-              </w:rPr>
-              <w:t>Keluarga</w:t>
-            </w:r>
-            <w:proofErr w:type="spellEnd"/>
+              <w:t>Nama Kepala Keluarga</w:t>
+            </w:r>
           </w:p>
         </w:tc>
         <w:tc>
@@ -8963,34 +8133,14 @@
                 <w:szCs w:val="16"/>
               </w:rPr>
             </w:pPr>
-            <w:proofErr w:type="spellStart"/>
-            <w:r>
-              <w:rPr>
-                <w:rFonts w:ascii="Arial" w:hAnsi="Arial" w:cs="Arial"/>
-                <w:sz w:val="16"/>
-                <w:szCs w:val="16"/>
-              </w:rPr>
-              <w:t>Nomor</w:t>
-            </w:r>
-            <w:proofErr w:type="spellEnd"/>
-            <w:r>
-              <w:rPr>
-                <w:rFonts w:ascii="Arial" w:hAnsi="Arial" w:cs="Arial"/>
-                <w:sz w:val="16"/>
-                <w:szCs w:val="16"/>
-              </w:rPr>
-              <w:t xml:space="preserve"> Kartu </w:t>
-            </w:r>
-            <w:proofErr w:type="spellStart"/>
-            <w:r>
-              <w:rPr>
-                <w:rFonts w:ascii="Arial" w:hAnsi="Arial" w:cs="Arial"/>
-                <w:sz w:val="16"/>
-                <w:szCs w:val="16"/>
-              </w:rPr>
-              <w:t>Keluarga</w:t>
-            </w:r>
-            <w:proofErr w:type="spellEnd"/>
+            <w:r>
+              <w:rPr>
+                <w:rFonts w:ascii="Arial" w:hAnsi="Arial" w:cs="Arial"/>
+                <w:sz w:val="16"/>
+                <w:szCs w:val="16"/>
+              </w:rPr>
+              <w:t>Nomor Kartu Keluarga</w:t>
+            </w:r>
           </w:p>
         </w:tc>
         <w:tc>
@@ -9322,25 +8472,7 @@
                 <w:sz w:val="16"/>
                 <w:szCs w:val="16"/>
               </w:rPr>
-              <w:t xml:space="preserve">Status </w:t>
-            </w:r>
-            <w:proofErr w:type="spellStart"/>
-            <w:r>
-              <w:rPr>
-                <w:rFonts w:ascii="Arial" w:hAnsi="Arial" w:cs="Arial"/>
-                <w:sz w:val="16"/>
-                <w:szCs w:val="16"/>
-              </w:rPr>
-              <w:t>Nomor</w:t>
-            </w:r>
-            <w:proofErr w:type="spellEnd"/>
-            <w:r>
-              <w:rPr>
-                <w:rFonts w:ascii="Arial" w:hAnsi="Arial" w:cs="Arial"/>
-                <w:sz w:val="16"/>
-                <w:szCs w:val="16"/>
-              </w:rPr>
-              <w:t xml:space="preserve"> KK Bagi Yang Pindah</w:t>
+              <w:t>Status Nomor KK Bagi Yang Pindah</w:t>
             </w:r>
           </w:p>
         </w:tc>
@@ -9381,25 +8513,7 @@
                 <w:sz w:val="16"/>
                 <w:szCs w:val="16"/>
               </w:rPr>
-              <w:t xml:space="preserve">1. </w:t>
-            </w:r>
-            <w:proofErr w:type="spellStart"/>
-            <w:r>
-              <w:rPr>
-                <w:rFonts w:ascii="Arial" w:hAnsi="Arial" w:cs="Arial"/>
-                <w:sz w:val="16"/>
-                <w:szCs w:val="16"/>
-              </w:rPr>
-              <w:t>Numpang</w:t>
-            </w:r>
-            <w:proofErr w:type="spellEnd"/>
-            <w:r>
-              <w:rPr>
-                <w:rFonts w:ascii="Arial" w:hAnsi="Arial" w:cs="Arial"/>
-                <w:sz w:val="16"/>
-                <w:szCs w:val="16"/>
-              </w:rPr>
-              <w:t xml:space="preserve"> KK</w:t>
+              <w:t>1. Numpang KK</w:t>
             </w:r>
           </w:p>
         </w:tc>
@@ -9455,43 +8569,7 @@
                 <w:sz w:val="16"/>
                 <w:szCs w:val="16"/>
               </w:rPr>
-              <w:t xml:space="preserve">3. Nama Kep. </w:t>
-            </w:r>
-            <w:proofErr w:type="spellStart"/>
-            <w:r>
-              <w:rPr>
-                <w:rFonts w:ascii="Arial" w:hAnsi="Arial" w:cs="Arial"/>
-                <w:sz w:val="16"/>
-                <w:szCs w:val="16"/>
-              </w:rPr>
-              <w:t>Keluarga</w:t>
-            </w:r>
-            <w:proofErr w:type="spellEnd"/>
-            <w:r>
-              <w:rPr>
-                <w:rFonts w:ascii="Arial" w:hAnsi="Arial" w:cs="Arial"/>
-                <w:sz w:val="16"/>
-                <w:szCs w:val="16"/>
-              </w:rPr>
-              <w:t xml:space="preserve"> dan </w:t>
-            </w:r>
-            <w:proofErr w:type="spellStart"/>
-            <w:r>
-              <w:rPr>
-                <w:rFonts w:ascii="Arial" w:hAnsi="Arial" w:cs="Arial"/>
-                <w:sz w:val="16"/>
-                <w:szCs w:val="16"/>
-              </w:rPr>
-              <w:t>Nomor</w:t>
-            </w:r>
-            <w:proofErr w:type="spellEnd"/>
-            <w:r>
-              <w:rPr>
-                <w:rFonts w:ascii="Arial" w:hAnsi="Arial" w:cs="Arial"/>
-                <w:sz w:val="16"/>
-                <w:szCs w:val="16"/>
-              </w:rPr>
-              <w:t xml:space="preserve"> KK Tetap</w:t>
+              <w:t>3. Nama Kep. Keluarga dan Nomor KK Tetap</w:t>
             </w:r>
           </w:p>
         </w:tc>
@@ -9584,34 +8662,14 @@
                 <w:szCs w:val="16"/>
               </w:rPr>
             </w:pPr>
-            <w:proofErr w:type="spellStart"/>
-            <w:r>
-              <w:rPr>
-                <w:rFonts w:ascii="Arial" w:hAnsi="Arial" w:cs="Arial"/>
-                <w:sz w:val="16"/>
-                <w:szCs w:val="16"/>
-              </w:rPr>
-              <w:t>Tanggal</w:t>
-            </w:r>
-            <w:proofErr w:type="spellEnd"/>
-            <w:r>
-              <w:rPr>
-                <w:rFonts w:ascii="Arial" w:hAnsi="Arial" w:cs="Arial"/>
-                <w:sz w:val="16"/>
-                <w:szCs w:val="16"/>
-              </w:rPr>
-              <w:t xml:space="preserve"> </w:t>
-            </w:r>
-            <w:proofErr w:type="spellStart"/>
-            <w:r>
-              <w:rPr>
-                <w:rFonts w:ascii="Arial" w:hAnsi="Arial" w:cs="Arial"/>
-                <w:sz w:val="16"/>
-                <w:szCs w:val="16"/>
-              </w:rPr>
-              <w:t>Kedatangan</w:t>
-            </w:r>
-            <w:proofErr w:type="spellEnd"/>
+            <w:r>
+              <w:rPr>
+                <w:rFonts w:ascii="Arial" w:hAnsi="Arial" w:cs="Arial"/>
+                <w:sz w:val="16"/>
+                <w:szCs w:val="16"/>
+              </w:rPr>
+              <w:t>Tanggal Kedatangan</w:t>
+            </w:r>
           </w:p>
         </w:tc>
         <w:tc>
@@ -9634,7 +8692,7 @@
                 <w:sz w:val="16"/>
                 <w:szCs w:val="16"/>
               </w:rPr>
-              <w:t>1</w:t>
+              <w:t>${TGL_DATANG_1}</w:t>
             </w:r>
           </w:p>
         </w:tc>
@@ -9658,7 +8716,7 @@
                 <w:sz w:val="16"/>
                 <w:szCs w:val="16"/>
               </w:rPr>
-              <w:t>2</w:t>
+              <w:t>${TGL_DATANG_2}</w:t>
             </w:r>
           </w:p>
         </w:tc>
@@ -9701,7 +8759,7 @@
                 <w:sz w:val="16"/>
                 <w:szCs w:val="16"/>
               </w:rPr>
-              <w:t>0</w:t>
+              <w:t>${TGL_DATANG_3}</w:t>
             </w:r>
           </w:p>
         </w:tc>
@@ -9725,7 +8783,7 @@
                 <w:sz w:val="16"/>
                 <w:szCs w:val="16"/>
               </w:rPr>
-              <w:t>3</w:t>
+              <w:t>${TGL_DATANG_4}</w:t>
             </w:r>
           </w:p>
         </w:tc>
@@ -9768,7 +8826,7 @@
                 <w:sz w:val="16"/>
                 <w:szCs w:val="16"/>
               </w:rPr>
-              <w:t>2</w:t>
+              <w:t>${TGL_DATANG_5}</w:t>
             </w:r>
           </w:p>
         </w:tc>
@@ -9792,7 +8850,7 @@
                 <w:sz w:val="16"/>
                 <w:szCs w:val="16"/>
               </w:rPr>
-              <w:t>0</w:t>
+              <w:t>${TGL_DATANG_6}</w:t>
             </w:r>
           </w:p>
         </w:tc>
@@ -9816,7 +8874,7 @@
                 <w:sz w:val="16"/>
                 <w:szCs w:val="16"/>
               </w:rPr>
-              <w:t>0</w:t>
+              <w:t>${TGL_DATANG_7}</w:t>
             </w:r>
           </w:p>
         </w:tc>
@@ -9840,7 +8898,7 @@
                 <w:sz w:val="16"/>
                 <w:szCs w:val="16"/>
               </w:rPr>
-              <w:t>8</w:t>
+              <w:t>${TGL_DATANG_8}</w:t>
             </w:r>
           </w:p>
         </w:tc>
@@ -9935,18 +8993,8 @@
                 <w:sz w:val="16"/>
                 <w:szCs w:val="16"/>
               </w:rPr>
-              <w:t xml:space="preserve">Alamat Tujuan </w:t>
-            </w:r>
-            <w:proofErr w:type="spellStart"/>
-            <w:r>
-              <w:rPr>
-                <w:rFonts w:ascii="Arial" w:hAnsi="Arial" w:cs="Arial"/>
-                <w:sz w:val="16"/>
-                <w:szCs w:val="16"/>
-              </w:rPr>
-              <w:t>Pindah</w:t>
-            </w:r>
-            <w:proofErr w:type="spellEnd"/>
+              <w:t>Alamat Tujuan Pindah</w:t>
+            </w:r>
           </w:p>
         </w:tc>
         <w:tc>
@@ -10363,7 +9411,6 @@
                 <w:szCs w:val="16"/>
               </w:rPr>
             </w:pPr>
-            <w:proofErr w:type="spellStart"/>
             <w:r>
               <w:rPr>
                 <w:rFonts w:ascii="Arial" w:hAnsi="Arial" w:cs="Arial"/>
@@ -10372,7 +9419,6 @@
               </w:rPr>
               <w:t>Kecamatan</w:t>
             </w:r>
-            <w:proofErr w:type="spellEnd"/>
           </w:p>
         </w:tc>
         <w:tc>
@@ -10438,7 +9484,6 @@
                 <w:szCs w:val="16"/>
               </w:rPr>
             </w:pPr>
-            <w:proofErr w:type="spellStart"/>
             <w:r>
               <w:rPr>
                 <w:rFonts w:ascii="Arial" w:hAnsi="Arial" w:cs="Arial"/>
@@ -10447,7 +9492,6 @@
               </w:rPr>
               <w:t>Provinsi</w:t>
             </w:r>
-            <w:proofErr w:type="spellEnd"/>
           </w:p>
         </w:tc>
         <w:tc>
@@ -10535,23 +9579,13 @@
                 <w:szCs w:val="16"/>
               </w:rPr>
             </w:pPr>
-            <w:proofErr w:type="spellStart"/>
-            <w:r>
-              <w:rPr>
-                <w:rFonts w:ascii="Arial" w:hAnsi="Arial" w:cs="Arial"/>
-                <w:sz w:val="16"/>
-                <w:szCs w:val="16"/>
-              </w:rPr>
-              <w:t>Keluarga</w:t>
-            </w:r>
-            <w:proofErr w:type="spellEnd"/>
-            <w:r>
-              <w:rPr>
-                <w:rFonts w:ascii="Arial" w:hAnsi="Arial" w:cs="Arial"/>
-                <w:sz w:val="16"/>
-                <w:szCs w:val="16"/>
-              </w:rPr>
-              <w:t xml:space="preserve"> Yang Datang</w:t>
+            <w:r>
+              <w:rPr>
+                <w:rFonts w:ascii="Arial" w:hAnsi="Arial" w:cs="Arial"/>
+                <w:sz w:val="16"/>
+                <w:szCs w:val="16"/>
+              </w:rPr>
+              <w:t>Keluarga Yang Datang</w:t>
             </w:r>
           </w:p>
         </w:tc>
@@ -11299,23 +10333,13 @@
                 <w:szCs w:val="16"/>
               </w:rPr>
             </w:pPr>
-            <w:proofErr w:type="spellStart"/>
-            <w:r>
-              <w:rPr>
-                <w:rFonts w:ascii="Arial" w:hAnsi="Arial" w:cs="Arial"/>
-                <w:sz w:val="16"/>
-                <w:szCs w:val="16"/>
-              </w:rPr>
-              <w:t>Diketahui</w:t>
-            </w:r>
-            <w:proofErr w:type="spellEnd"/>
-            <w:r>
-              <w:rPr>
-                <w:rFonts w:ascii="Arial" w:hAnsi="Arial" w:cs="Arial"/>
-                <w:sz w:val="16"/>
-                <w:szCs w:val="16"/>
-              </w:rPr>
-              <w:t xml:space="preserve"> oleh :</w:t>
+            <w:r>
+              <w:rPr>
+                <w:rFonts w:ascii="Arial" w:hAnsi="Arial" w:cs="Arial"/>
+                <w:sz w:val="16"/>
+                <w:szCs w:val="16"/>
+              </w:rPr>
+              <w:t>Diketahui oleh :</w:t>
             </w:r>
           </w:p>
           <w:p>
@@ -11351,25 +10375,7 @@
                 <w:sz w:val="16"/>
                 <w:szCs w:val="16"/>
               </w:rPr>
-              <w:t xml:space="preserve">No. ……………………….. </w:t>
-            </w:r>
-            <w:proofErr w:type="spellStart"/>
-            <w:r>
-              <w:rPr>
-                <w:rFonts w:ascii="Arial" w:hAnsi="Arial" w:cs="Arial"/>
-                <w:sz w:val="16"/>
-                <w:szCs w:val="16"/>
-              </w:rPr>
-              <w:t>tgl</w:t>
-            </w:r>
-            <w:proofErr w:type="spellEnd"/>
-            <w:r>
-              <w:rPr>
-                <w:rFonts w:ascii="Arial" w:hAnsi="Arial" w:cs="Arial"/>
-                <w:sz w:val="16"/>
-                <w:szCs w:val="16"/>
-              </w:rPr>
-              <w:t>. …………20</w:t>
+              <w:t>No. ……………………….. tgl. …………20</w:t>
             </w:r>
           </w:p>
           <w:p>
@@ -11487,23 +10493,13 @@
                 <w:szCs w:val="16"/>
               </w:rPr>
             </w:pPr>
-            <w:proofErr w:type="spellStart"/>
-            <w:r>
-              <w:rPr>
-                <w:rFonts w:ascii="Arial" w:hAnsi="Arial" w:cs="Arial"/>
-                <w:sz w:val="16"/>
-                <w:szCs w:val="16"/>
-              </w:rPr>
-              <w:t>Diketahui</w:t>
-            </w:r>
-            <w:proofErr w:type="spellEnd"/>
-            <w:r>
-              <w:rPr>
-                <w:rFonts w:ascii="Arial" w:hAnsi="Arial" w:cs="Arial"/>
-                <w:sz w:val="16"/>
-                <w:szCs w:val="16"/>
-              </w:rPr>
-              <w:t xml:space="preserve"> oleh :</w:t>
+            <w:r>
+              <w:rPr>
+                <w:rFonts w:ascii="Arial" w:hAnsi="Arial" w:cs="Arial"/>
+                <w:sz w:val="16"/>
+                <w:szCs w:val="16"/>
+              </w:rPr>
+              <w:t>Diketahui oleh :</w:t>
             </w:r>
           </w:p>
           <w:p>
@@ -11545,25 +10541,7 @@
                 <w:sz w:val="16"/>
                 <w:szCs w:val="16"/>
               </w:rPr>
-              <w:t xml:space="preserve">No. ……………………….. </w:t>
-            </w:r>
-            <w:proofErr w:type="spellStart"/>
-            <w:r>
-              <w:rPr>
-                <w:rFonts w:ascii="Arial" w:hAnsi="Arial" w:cs="Arial"/>
-                <w:sz w:val="16"/>
-                <w:szCs w:val="16"/>
-              </w:rPr>
-              <w:t>tgl</w:t>
-            </w:r>
-            <w:proofErr w:type="spellEnd"/>
-            <w:r>
-              <w:rPr>
-                <w:rFonts w:ascii="Arial" w:hAnsi="Arial" w:cs="Arial"/>
-                <w:sz w:val="16"/>
-                <w:szCs w:val="16"/>
-              </w:rPr>
-              <w:t>. …………..20</w:t>
+              <w:t>No. ……………………….. tgl. …………..20</w:t>
             </w:r>
           </w:p>
           <w:p>
@@ -11894,7 +10872,6 @@
     <w:lsdException w:name="Table Web 2" w:semiHidden="1" w:unhideWhenUsed="1"/>
     <w:lsdException w:name="Table Web 3" w:semiHidden="1" w:unhideWhenUsed="1"/>
     <w:lsdException w:name="Balloon Text" w:unhideWhenUsed="1"/>
-    <w:lsdException w:name="Table Grid" w:semiHidden="1" w:unhideWhenUsed="1"/>
     <w:lsdException w:name="Table Theme" w:semiHidden="1" w:unhideWhenUsed="1"/>
     <w:lsdException w:name="Placeholder Text" w:semiHidden="1"/>
     <w:lsdException w:name="No Spacing" w:uiPriority="1" w:qFormat="1"/>
@@ -12170,7 +11147,9 @@
   </w:style>
   <w:style w:type="character" w:default="1" w:styleId="DefaultParagraphFont">
     <w:name w:val="Default Paragraph Font"/>
+    <w:uiPriority w:val="1"/>
     <w:semiHidden/>
+    <w:unhideWhenUsed/>
   </w:style>
   <w:style w:type="table" w:default="1" w:styleId="TableNormal">
     <w:name w:val="Normal Table"/>
